--- a/CBL.docx
+++ b/CBL.docx
@@ -576,6 +576,7 @@
         </w:rPr>
         <w:t xml:space="preserve">which are taught in previous lessons through a </w:t>
       </w:r>
+      <w:proofErr w:type="gramStart"/>
       <w:r>
         <w:rPr>
           <w:b/>
@@ -594,7 +595,14 @@
         <w:rPr>
           <w:lang w:val="en-US"/>
         </w:rPr>
-        <w:t xml:space="preserve">‘Forces help </w:t>
+        <w:t>‘</w:t>
+      </w:r>
+      <w:proofErr w:type="gramEnd"/>
+      <w:r>
+        <w:rPr>
+          <w:lang w:val="en-US"/>
+        </w:rPr>
+        <w:t xml:space="preserve">Forces help </w:t>
       </w:r>
       <w:r>
         <w:rPr>
@@ -678,7 +686,21 @@
         <w:rPr>
           <w:lang w:val="en-US"/>
         </w:rPr>
-        <w:t xml:space="preserve"> to facilitate socratic questioning</w:t>
+        <w:t xml:space="preserve"> to facilitate </w:t>
+      </w:r>
+      <w:proofErr w:type="spellStart"/>
+      <w:r>
+        <w:rPr>
+          <w:lang w:val="en-US"/>
+        </w:rPr>
+        <w:t>socratic</w:t>
+      </w:r>
+      <w:proofErr w:type="spellEnd"/>
+      <w:r>
+        <w:rPr>
+          <w:lang w:val="en-US"/>
+        </w:rPr>
+        <w:t xml:space="preserve"> questioning</w:t>
       </w:r>
       <w:r>
         <w:rPr>
@@ -720,7 +742,21 @@
         <w:rPr>
           <w:lang w:val="en-US"/>
         </w:rPr>
-        <w:t xml:space="preserve">), SALiS (the SLS chatbot), and HTML5 interactives. </w:t>
+        <w:t xml:space="preserve">), </w:t>
+      </w:r>
+      <w:proofErr w:type="spellStart"/>
+      <w:r>
+        <w:rPr>
+          <w:lang w:val="en-US"/>
+        </w:rPr>
+        <w:t>SALiS</w:t>
+      </w:r>
+      <w:proofErr w:type="spellEnd"/>
+      <w:r>
+        <w:rPr>
+          <w:lang w:val="en-US"/>
+        </w:rPr>
+        <w:t xml:space="preserve"> (the SLS chatbot), and HTML5 interactives. </w:t>
       </w:r>
     </w:p>
     <w:p>
@@ -758,7 +794,21 @@
         <w:rPr>
           <w:lang w:val="en-US"/>
         </w:rPr>
-        <w:t>used (i) in-class and (ii)</w:t>
+        <w:t>used (</w:t>
+      </w:r>
+      <w:proofErr w:type="spellStart"/>
+      <w:r>
+        <w:rPr>
+          <w:lang w:val="en-US"/>
+        </w:rPr>
+        <w:t>i</w:t>
+      </w:r>
+      <w:proofErr w:type="spellEnd"/>
+      <w:r>
+        <w:rPr>
+          <w:lang w:val="en-US"/>
+        </w:rPr>
+        <w:t>) in-class and (ii)</w:t>
       </w:r>
       <w:r>
         <w:rPr>
@@ -920,7 +970,23 @@
                 <w:bCs/>
                 <w:lang w:val="en-SG"/>
               </w:rPr>
-              <w:t>Relevance of CBL</w:t>
+              <w:t>Alignment</w:t>
+            </w:r>
+            <w:r>
+              <w:rPr>
+                <w:b/>
+                <w:bCs/>
+                <w:lang w:val="en-SG"/>
+              </w:rPr>
+              <w:t xml:space="preserve"> of CBL</w:t>
+            </w:r>
+            <w:r>
+              <w:rPr>
+                <w:b/>
+                <w:bCs/>
+                <w:lang w:val="en-SG"/>
+              </w:rPr>
+              <w:t xml:space="preserve"> to the 3 aims</w:t>
             </w:r>
           </w:p>
         </w:tc>
@@ -2145,7 +2211,15 @@
                 <w:color w:val="0070C0"/>
                 <w:lang w:val="en-SG"/>
               </w:rPr>
-              <w:t>A dynamically</w:t>
+              <w:t xml:space="preserve">A </w:t>
+            </w:r>
+            <w:proofErr w:type="gramStart"/>
+            <w:r>
+              <w:rPr>
+                <w:color w:val="0070C0"/>
+                <w:lang w:val="en-SG"/>
+              </w:rPr>
+              <w:t>dynamically</w:t>
             </w:r>
             <w:r>
               <w:rPr>
@@ -2159,7 +2233,15 @@
                 <w:color w:val="0070C0"/>
                 <w:lang w:val="en-SG"/>
               </w:rPr>
-              <w:t xml:space="preserve">linked HTML5 interactive </w:t>
+              <w:t>linked</w:t>
+            </w:r>
+            <w:proofErr w:type="gramEnd"/>
+            <w:r>
+              <w:rPr>
+                <w:color w:val="0070C0"/>
+                <w:lang w:val="en-SG"/>
+              </w:rPr>
+              <w:t xml:space="preserve"> HTML5 interactive </w:t>
             </w:r>
             <w:r>
               <w:rPr>
@@ -2715,7 +2797,23 @@
                 <w:color w:val="0070C0"/>
                 <w:lang w:val="en-SG"/>
               </w:rPr>
-              <w:t>. The corresponding AI-feedback assistants (e.g. ShortAnsFA, Annotated FA)</w:t>
+              <w:t xml:space="preserve">. The corresponding AI-feedback assistants (e.g. </w:t>
+            </w:r>
+            <w:proofErr w:type="spellStart"/>
+            <w:r>
+              <w:rPr>
+                <w:color w:val="0070C0"/>
+                <w:lang w:val="en-SG"/>
+              </w:rPr>
+              <w:t>ShortAnsFA</w:t>
+            </w:r>
+            <w:proofErr w:type="spellEnd"/>
+            <w:r>
+              <w:rPr>
+                <w:color w:val="0070C0"/>
+                <w:lang w:val="en-SG"/>
+              </w:rPr>
+              <w:t>, Annotated FA)</w:t>
             </w:r>
             <w:r>
               <w:rPr>
@@ -2858,6 +2956,7 @@
               </w:rPr>
               <w:t>[</w:t>
             </w:r>
+            <w:proofErr w:type="gramStart"/>
             <w:r>
               <w:rPr>
                 <w:b/>
@@ -2867,14 +2966,20 @@
               </w:rPr>
               <w:t>Take Action</w:t>
             </w:r>
+            <w:proofErr w:type="gramEnd"/>
             <w:r>
               <w:rPr>
                 <w:lang w:val="en-US"/>
               </w:rPr>
               <w:t>] Inquiring like scientists, s</w:t>
             </w:r>
-            <w:r>
-              <w:t xml:space="preserve">tudents study, analyse, compare, and organise information that has been curated for them, identifying patterns, discerning the structure of a concept and identifying the instances when that new knowledge should be used. </w:t>
+            <w:proofErr w:type="spellStart"/>
+            <w:r>
+              <w:t>tudents</w:t>
+            </w:r>
+            <w:proofErr w:type="spellEnd"/>
+            <w:r>
+              <w:t xml:space="preserve"> study, analyse, compare, and organise information that has been curated for them, identifying patterns, discerning the structure of a concept and identifying the instances when that new knowledge should be used. </w:t>
             </w:r>
           </w:p>
           <w:p>
@@ -3016,7 +3121,14 @@
         <w:rPr>
           <w:lang w:val="en-US"/>
         </w:rPr>
-        <w:t>– students construct the generali</w:t>
+        <w:t xml:space="preserve">– students construct the </w:t>
+      </w:r>
+      <w:proofErr w:type="spellStart"/>
+      <w:r>
+        <w:rPr>
+          <w:lang w:val="en-US"/>
+        </w:rPr>
+        <w:t>generali</w:t>
       </w:r>
       <w:r>
         <w:rPr>
@@ -3036,6 +3148,7 @@
         </w:rPr>
         <w:t>s</w:t>
       </w:r>
+      <w:proofErr w:type="spellEnd"/>
       <w:r>
         <w:rPr>
           <w:lang w:val="en-US"/>
@@ -9999,12 +10112,14 @@
 </file>
 
 <file path=customXml/item1.xml><?xml version="1.0" encoding="utf-8"?>
-<?mso-contentType ?>
-<FormTemplates xmlns="http://schemas.microsoft.com/sharepoint/v3/contenttype/forms">
-  <Display>DocumentLibraryForm</Display>
-  <Edit>DocumentLibraryForm</Edit>
-  <New>DocumentLibraryForm</New>
-</FormTemplates>
+<p:properties xmlns:p="http://schemas.microsoft.com/office/2006/metadata/properties" xmlns:xsi="http://www.w3.org/2001/XMLSchema-instance" xmlns:pc="http://schemas.microsoft.com/office/infopath/2007/PartnerControls">
+  <documentManagement>
+    <TaxCatchAll xmlns="023b6993-7b2a-47fc-abda-801f9cfc4a22" xsi:nil="true"/>
+    <lcf76f155ced4ddcb4097134ff3c332f xmlns="8e7907c9-d300-453a-973f-22b249258053">
+      <Terms xmlns="http://schemas.microsoft.com/office/infopath/2007/PartnerControls"/>
+    </lcf76f155ced4ddcb4097134ff3c332f>
+  </documentManagement>
+</p:properties>
 </file>
 
 <file path=customXml/item2.xml><?xml version="1.0" encoding="utf-8"?>
@@ -10263,20 +10378,21 @@
 </file>
 
 <file path=customXml/item3.xml><?xml version="1.0" encoding="utf-8"?>
-<p:properties xmlns:p="http://schemas.microsoft.com/office/2006/metadata/properties" xmlns:xsi="http://www.w3.org/2001/XMLSchema-instance" xmlns:pc="http://schemas.microsoft.com/office/infopath/2007/PartnerControls">
-  <documentManagement>
-    <TaxCatchAll xmlns="023b6993-7b2a-47fc-abda-801f9cfc4a22" xsi:nil="true"/>
-    <lcf76f155ced4ddcb4097134ff3c332f xmlns="8e7907c9-d300-453a-973f-22b249258053">
-      <Terms xmlns="http://schemas.microsoft.com/office/infopath/2007/PartnerControls"/>
-    </lcf76f155ced4ddcb4097134ff3c332f>
-  </documentManagement>
-</p:properties>
+<?mso-contentType ?>
+<FormTemplates xmlns="http://schemas.microsoft.com/sharepoint/v3/contenttype/forms">
+  <Display>DocumentLibraryForm</Display>
+  <Edit>DocumentLibraryForm</Edit>
+  <New>DocumentLibraryForm</New>
+</FormTemplates>
 </file>
 
 <file path=customXml/itemProps1.xml><?xml version="1.0" encoding="utf-8"?>
-<ds:datastoreItem xmlns:ds="http://schemas.openxmlformats.org/officeDocument/2006/customXml" ds:itemID="{D2D83F9F-FF78-4BE1-92BF-BE2F885DD0CD}">
+<ds:datastoreItem xmlns:ds="http://schemas.openxmlformats.org/officeDocument/2006/customXml" ds:itemID="{8C4BAD0E-7834-4ABC-AE29-483B2CF0CCC1}">
   <ds:schemaRefs>
-    <ds:schemaRef ds:uri="http://schemas.microsoft.com/sharepoint/v3/contenttype/forms"/>
+    <ds:schemaRef ds:uri="http://schemas.microsoft.com/office/2006/metadata/properties"/>
+    <ds:schemaRef ds:uri="http://schemas.microsoft.com/office/infopath/2007/PartnerControls"/>
+    <ds:schemaRef ds:uri="023b6993-7b2a-47fc-abda-801f9cfc4a22"/>
+    <ds:schemaRef ds:uri="8e7907c9-d300-453a-973f-22b249258053"/>
   </ds:schemaRefs>
 </ds:datastoreItem>
 </file>
@@ -10301,12 +10417,9 @@
 </file>
 
 <file path=customXml/itemProps3.xml><?xml version="1.0" encoding="utf-8"?>
-<ds:datastoreItem xmlns:ds="http://schemas.openxmlformats.org/officeDocument/2006/customXml" ds:itemID="{8C4BAD0E-7834-4ABC-AE29-483B2CF0CCC1}">
+<ds:datastoreItem xmlns:ds="http://schemas.openxmlformats.org/officeDocument/2006/customXml" ds:itemID="{D2D83F9F-FF78-4BE1-92BF-BE2F885DD0CD}">
   <ds:schemaRefs>
-    <ds:schemaRef ds:uri="http://schemas.microsoft.com/office/2006/metadata/properties"/>
-    <ds:schemaRef ds:uri="http://schemas.microsoft.com/office/infopath/2007/PartnerControls"/>
-    <ds:schemaRef ds:uri="023b6993-7b2a-47fc-abda-801f9cfc4a22"/>
-    <ds:schemaRef ds:uri="8e7907c9-d300-453a-973f-22b249258053"/>
+    <ds:schemaRef ds:uri="http://schemas.microsoft.com/sharepoint/v3/contenttype/forms"/>
   </ds:schemaRefs>
 </ds:datastoreItem>
 </file>
--- a/CBL.docx
+++ b/CBL.docx
@@ -268,7 +268,6 @@
           <w:ilvl w:val="1"/>
           <w:numId w:val="21"/>
         </w:numPr>
-        <w:ind w:left="851"/>
         <w:rPr>
           <w:lang w:val="en-US"/>
         </w:rPr>
@@ -301,7 +300,6 @@
           <w:ilvl w:val="1"/>
           <w:numId w:val="21"/>
         </w:numPr>
-        <w:ind w:left="851"/>
         <w:rPr>
           <w:lang w:val="en-US"/>
         </w:rPr>
@@ -334,7 +332,6 @@
           <w:ilvl w:val="1"/>
           <w:numId w:val="21"/>
         </w:numPr>
-        <w:ind w:left="851"/>
         <w:rPr>
           <w:lang w:val="en-US"/>
         </w:rPr>
@@ -367,7 +364,6 @@
           <w:ilvl w:val="1"/>
           <w:numId w:val="21"/>
         </w:numPr>
-        <w:ind w:left="851"/>
         <w:rPr>
           <w:lang w:val="en-US"/>
         </w:rPr>
@@ -576,7 +572,6 @@
         </w:rPr>
         <w:t xml:space="preserve">which are taught in previous lessons through a </w:t>
       </w:r>
-      <w:proofErr w:type="gramStart"/>
       <w:r>
         <w:rPr>
           <w:b/>
@@ -595,14 +590,7 @@
         <w:rPr>
           <w:lang w:val="en-US"/>
         </w:rPr>
-        <w:t>‘</w:t>
-      </w:r>
-      <w:proofErr w:type="gramEnd"/>
-      <w:r>
-        <w:rPr>
-          <w:lang w:val="en-US"/>
-        </w:rPr>
-        <w:t xml:space="preserve">Forces help </w:t>
+        <w:t xml:space="preserve">‘Forces help </w:t>
       </w:r>
       <w:r>
         <w:rPr>
@@ -688,14 +676,12 @@
         </w:rPr>
         <w:t xml:space="preserve"> to facilitate </w:t>
       </w:r>
-      <w:proofErr w:type="spellStart"/>
       <w:r>
         <w:rPr>
           <w:lang w:val="en-US"/>
         </w:rPr>
-        <w:t>socratic</w:t>
+        <w:t>Socratic</w:t>
       </w:r>
-      <w:proofErr w:type="spellEnd"/>
       <w:r>
         <w:rPr>
           <w:lang w:val="en-US"/>
@@ -782,19 +768,19 @@
         <w:rPr>
           <w:lang w:val="en-US"/>
         </w:rPr>
-        <w:t xml:space="preserve">with </w:t>
+        <w:t>when</w:t>
       </w:r>
       <w:r>
         <w:rPr>
           <w:lang w:val="en-US"/>
         </w:rPr>
-        <w:t xml:space="preserve">EdTech is </w:t>
+        <w:t xml:space="preserve"> </w:t>
       </w:r>
       <w:r>
         <w:rPr>
           <w:lang w:val="en-US"/>
         </w:rPr>
-        <w:t>used (</w:t>
+        <w:t>(</w:t>
       </w:r>
       <w:proofErr w:type="spellStart"/>
       <w:r>
@@ -808,7 +794,19 @@
         <w:rPr>
           <w:lang w:val="en-US"/>
         </w:rPr>
-        <w:t>) in-class and (ii)</w:t>
+        <w:t xml:space="preserve">) </w:t>
+      </w:r>
+      <w:r>
+        <w:rPr>
+          <w:lang w:val="en-US"/>
+        </w:rPr>
+        <w:t xml:space="preserve">EdTech is </w:t>
+      </w:r>
+      <w:r>
+        <w:rPr>
+          <w:lang w:val="en-US"/>
+        </w:rPr>
+        <w:t>used in-class and (ii)</w:t>
       </w:r>
       <w:r>
         <w:rPr>
@@ -970,7 +968,7 @@
                 <w:bCs/>
                 <w:lang w:val="en-SG"/>
               </w:rPr>
-              <w:t>Alignment</w:t>
+              <w:t xml:space="preserve">Alignment of </w:t>
             </w:r>
             <w:r>
               <w:rPr>
@@ -978,7 +976,7 @@
                 <w:bCs/>
                 <w:lang w:val="en-SG"/>
               </w:rPr>
-              <w:t xml:space="preserve"> of CBL</w:t>
+              <w:t>C</w:t>
             </w:r>
             <w:r>
               <w:rPr>
@@ -986,7 +984,7 @@
                 <w:bCs/>
                 <w:lang w:val="en-SG"/>
               </w:rPr>
-              <w:t xml:space="preserve"> to the 3 aims</w:t>
+              <w:t>BL to the 3 aims</w:t>
             </w:r>
           </w:p>
         </w:tc>
@@ -1030,15 +1028,12 @@
                 <w:lang w:val="en-SG"/>
               </w:rPr>
             </w:pPr>
-            <w:hyperlink r:id="rId9" w:tooltip="Examples: Engage students emotionally and intellectually in the unit​; Activate and assess prior knowledge​; Invite initial student questions" w:history="1">
-              <w:r>
-                <w:rPr>
-                  <w:rStyle w:val="Hyperlink"/>
-                  <w:lang w:val="en-SG"/>
-                </w:rPr>
-                <w:t>to students’ prior knowledge and lived experiences</w:t>
-              </w:r>
-            </w:hyperlink>
+            <w:r>
+              <w:rPr>
+                <w:lang w:val="en-SG"/>
+              </w:rPr>
+              <w:t>to students’ prior knowledge and lived experiences</w:t>
+            </w:r>
           </w:p>
         </w:tc>
         <w:tc>
@@ -1582,15 +1577,12 @@
                 <w:lang w:val="en-SG"/>
               </w:rPr>
             </w:pPr>
-            <w:hyperlink r:id="rId10" w:tooltip="E.g.: Explore factual examples and identify shared attributes across examples; Sort and identify examples and non-examples; Invite students to explain concepts in their own words; Illustrate through multi-modal representations" w:history="1">
-              <w:r>
-                <w:rPr>
-                  <w:rStyle w:val="Hyperlink"/>
-                  <w:lang w:val="en-SG"/>
-                </w:rPr>
-                <w:t>knowledge of single concepts through meaning making</w:t>
-              </w:r>
-            </w:hyperlink>
+            <w:r>
+              <w:rPr>
+                <w:lang w:val="en-SG"/>
+              </w:rPr>
+              <w:t>knowledge of single concepts through meaning making</w:t>
+            </w:r>
           </w:p>
         </w:tc>
         <w:tc>
@@ -2002,29 +1994,24 @@
                 <w:lang w:val="en-SG"/>
               </w:rPr>
             </w:pPr>
-            <w:hyperlink r:id="rId11" w:tooltip="E.g: Explore factual examples and form connections; Iocate patterns; &quot;How/Why are X and Y connected?&quot;; Articulate, justify and communicate generalisations" w:history="1">
-              <w:r>
-                <w:rPr>
-                  <w:rStyle w:val="Hyperlink"/>
-                  <w:lang w:val="en-SG"/>
-                </w:rPr>
-                <w:t xml:space="preserve">different </w:t>
-              </w:r>
-              <w:r>
-                <w:rPr>
-                  <w:rStyle w:val="Hyperlink"/>
-                  <w:lang w:val="en-SG"/>
-                </w:rPr>
-                <w:br/>
-              </w:r>
-              <w:r>
-                <w:rPr>
-                  <w:rStyle w:val="Hyperlink"/>
-                  <w:lang w:val="en-SG"/>
-                </w:rPr>
-                <w:t>concepts</w:t>
-              </w:r>
-            </w:hyperlink>
+            <w:r>
+              <w:rPr>
+                <w:lang w:val="en-SG"/>
+              </w:rPr>
+              <w:t xml:space="preserve">different </w:t>
+            </w:r>
+            <w:r>
+              <w:rPr>
+                <w:lang w:val="en-SG"/>
+              </w:rPr>
+              <w:br/>
+            </w:r>
+            <w:r>
+              <w:rPr>
+                <w:lang w:val="en-SG"/>
+              </w:rPr>
+              <w:t>concepts</w:t>
+            </w:r>
           </w:p>
         </w:tc>
         <w:tc>
@@ -2211,15 +2198,7 @@
                 <w:color w:val="0070C0"/>
                 <w:lang w:val="en-SG"/>
               </w:rPr>
-              <w:t xml:space="preserve">A </w:t>
-            </w:r>
-            <w:proofErr w:type="gramStart"/>
-            <w:r>
-              <w:rPr>
-                <w:color w:val="0070C0"/>
-                <w:lang w:val="en-SG"/>
-              </w:rPr>
-              <w:t>dynamically</w:t>
+              <w:t>A dynamically</w:t>
             </w:r>
             <w:r>
               <w:rPr>
@@ -2233,15 +2212,7 @@
                 <w:color w:val="0070C0"/>
                 <w:lang w:val="en-SG"/>
               </w:rPr>
-              <w:t>linked</w:t>
-            </w:r>
-            <w:proofErr w:type="gramEnd"/>
-            <w:r>
-              <w:rPr>
-                <w:color w:val="0070C0"/>
-                <w:lang w:val="en-SG"/>
-              </w:rPr>
-              <w:t xml:space="preserve"> HTML5 interactive </w:t>
+              <w:t xml:space="preserve">linked HTML5 interactive </w:t>
             </w:r>
             <w:r>
               <w:rPr>
@@ -2469,15 +2440,12 @@
                 <w:lang w:val="en-SG"/>
               </w:rPr>
             </w:pPr>
-            <w:hyperlink r:id="rId12" w:tooltip="E.g: Test and justify the validity of the generalisations; Use experiences and understandings to form predictions and hypotheses; Take meaningful action resulted from one’s learning" w:history="1">
-              <w:r>
-                <w:rPr>
-                  <w:rStyle w:val="Hyperlink"/>
-                  <w:lang w:val="en-SG"/>
-                </w:rPr>
-                <w:t>learning to novel contexts and the real world</w:t>
-              </w:r>
-            </w:hyperlink>
+            <w:r>
+              <w:rPr>
+                <w:lang w:val="en-SG"/>
+              </w:rPr>
+              <w:t>learning to novel contexts and the real world</w:t>
+            </w:r>
           </w:p>
         </w:tc>
         <w:tc>
@@ -2956,7 +2924,6 @@
               </w:rPr>
               <w:t>[</w:t>
             </w:r>
-            <w:proofErr w:type="gramStart"/>
             <w:r>
               <w:rPr>
                 <w:b/>
@@ -2966,7 +2933,6 @@
               </w:rPr>
               <w:t>Take Action</w:t>
             </w:r>
-            <w:proofErr w:type="gramEnd"/>
             <w:r>
               <w:rPr>
                 <w:lang w:val="en-US"/>
@@ -10112,17 +10078,6 @@
 </file>
 
 <file path=customXml/item1.xml><?xml version="1.0" encoding="utf-8"?>
-<p:properties xmlns:p="http://schemas.microsoft.com/office/2006/metadata/properties" xmlns:xsi="http://www.w3.org/2001/XMLSchema-instance" xmlns:pc="http://schemas.microsoft.com/office/infopath/2007/PartnerControls">
-  <documentManagement>
-    <TaxCatchAll xmlns="023b6993-7b2a-47fc-abda-801f9cfc4a22" xsi:nil="true"/>
-    <lcf76f155ced4ddcb4097134ff3c332f xmlns="8e7907c9-d300-453a-973f-22b249258053">
-      <Terms xmlns="http://schemas.microsoft.com/office/infopath/2007/PartnerControls"/>
-    </lcf76f155ced4ddcb4097134ff3c332f>
-  </documentManagement>
-</p:properties>
-</file>
-
-<file path=customXml/item2.xml><?xml version="1.0" encoding="utf-8"?>
 <ct:contentTypeSchema xmlns:ct="http://schemas.microsoft.com/office/2006/metadata/contentType" xmlns:ma="http://schemas.microsoft.com/office/2006/metadata/properties/metaAttributes" ct:_="" ma:_="" ma:contentTypeName="Document" ma:contentTypeID="0x010100AC396C50D41E3A4091F741143D4A7CC7" ma:contentTypeVersion="18" ma:contentTypeDescription="Create a new document." ma:contentTypeScope="" ma:versionID="f378cebc068dfd670ebd76e205da12b1">
   <xsd:schema xmlns:xsd="http://www.w3.org/2001/XMLSchema" xmlns:xs="http://www.w3.org/2001/XMLSchema" xmlns:p="http://schemas.microsoft.com/office/2006/metadata/properties" xmlns:ns2="8e7907c9-d300-453a-973f-22b249258053" xmlns:ns3="023b6993-7b2a-47fc-abda-801f9cfc4a22" targetNamespace="http://schemas.microsoft.com/office/2006/metadata/properties" ma:root="true" ma:fieldsID="2f4f494262955d3b6ca69ec50711387d" ns2:_="" ns3:_="">
     <xsd:import namespace="8e7907c9-d300-453a-973f-22b249258053"/>
@@ -10377,6 +10332,17 @@
 </ct:contentTypeSchema>
 </file>
 
+<file path=customXml/item2.xml><?xml version="1.0" encoding="utf-8"?>
+<p:properties xmlns:p="http://schemas.microsoft.com/office/2006/metadata/properties" xmlns:xsi="http://www.w3.org/2001/XMLSchema-instance" xmlns:pc="http://schemas.microsoft.com/office/infopath/2007/PartnerControls">
+  <documentManagement>
+    <TaxCatchAll xmlns="023b6993-7b2a-47fc-abda-801f9cfc4a22" xsi:nil="true"/>
+    <lcf76f155ced4ddcb4097134ff3c332f xmlns="8e7907c9-d300-453a-973f-22b249258053">
+      <Terms xmlns="http://schemas.microsoft.com/office/infopath/2007/PartnerControls"/>
+    </lcf76f155ced4ddcb4097134ff3c332f>
+  </documentManagement>
+</p:properties>
+</file>
+
 <file path=customXml/item3.xml><?xml version="1.0" encoding="utf-8"?>
 <?mso-contentType ?>
 <FormTemplates xmlns="http://schemas.microsoft.com/sharepoint/v3/contenttype/forms">
@@ -10387,17 +10353,6 @@
 </file>
 
 <file path=customXml/itemProps1.xml><?xml version="1.0" encoding="utf-8"?>
-<ds:datastoreItem xmlns:ds="http://schemas.openxmlformats.org/officeDocument/2006/customXml" ds:itemID="{8C4BAD0E-7834-4ABC-AE29-483B2CF0CCC1}">
-  <ds:schemaRefs>
-    <ds:schemaRef ds:uri="http://schemas.microsoft.com/office/2006/metadata/properties"/>
-    <ds:schemaRef ds:uri="http://schemas.microsoft.com/office/infopath/2007/PartnerControls"/>
-    <ds:schemaRef ds:uri="023b6993-7b2a-47fc-abda-801f9cfc4a22"/>
-    <ds:schemaRef ds:uri="8e7907c9-d300-453a-973f-22b249258053"/>
-  </ds:schemaRefs>
-</ds:datastoreItem>
-</file>
-
-<file path=customXml/itemProps2.xml><?xml version="1.0" encoding="utf-8"?>
 <ds:datastoreItem xmlns:ds="http://schemas.openxmlformats.org/officeDocument/2006/customXml" ds:itemID="{11C1218F-1F95-4FA2-8B62-0A1F7CEA16F3}">
   <ds:schemaRefs>
     <ds:schemaRef ds:uri="http://schemas.microsoft.com/office/2006/metadata/contentType"/>
@@ -10416,6 +10371,17 @@
 </ds:datastoreItem>
 </file>
 
+<file path=customXml/itemProps2.xml><?xml version="1.0" encoding="utf-8"?>
+<ds:datastoreItem xmlns:ds="http://schemas.openxmlformats.org/officeDocument/2006/customXml" ds:itemID="{8C4BAD0E-7834-4ABC-AE29-483B2CF0CCC1}">
+  <ds:schemaRefs>
+    <ds:schemaRef ds:uri="http://schemas.microsoft.com/office/2006/metadata/properties"/>
+    <ds:schemaRef ds:uri="http://schemas.microsoft.com/office/infopath/2007/PartnerControls"/>
+    <ds:schemaRef ds:uri="023b6993-7b2a-47fc-abda-801f9cfc4a22"/>
+    <ds:schemaRef ds:uri="8e7907c9-d300-453a-973f-22b249258053"/>
+  </ds:schemaRefs>
+</ds:datastoreItem>
+</file>
+
 <file path=customXml/itemProps3.xml><?xml version="1.0" encoding="utf-8"?>
 <ds:datastoreItem xmlns:ds="http://schemas.openxmlformats.org/officeDocument/2006/customXml" ds:itemID="{D2D83F9F-FF78-4BE1-92BF-BE2F885DD0CD}">
   <ds:schemaRefs>

--- a/CBL.docx
+++ b/CBL.docx
@@ -728,21 +728,7 @@
         <w:rPr>
           <w:lang w:val="en-US"/>
         </w:rPr>
-        <w:t xml:space="preserve">), </w:t>
-      </w:r>
-      <w:proofErr w:type="spellStart"/>
-      <w:r>
-        <w:rPr>
-          <w:lang w:val="en-US"/>
-        </w:rPr>
-        <w:t>SALiS</w:t>
-      </w:r>
-      <w:proofErr w:type="spellEnd"/>
-      <w:r>
-        <w:rPr>
-          <w:lang w:val="en-US"/>
-        </w:rPr>
-        <w:t xml:space="preserve"> (the SLS chatbot), and HTML5 interactives. </w:t>
+        <w:t xml:space="preserve">), SALiS (the SLS chatbot), and HTML5 interactives. </w:t>
       </w:r>
     </w:p>
     <w:p>
@@ -780,21 +766,7 @@
         <w:rPr>
           <w:lang w:val="en-US"/>
         </w:rPr>
-        <w:t>(</w:t>
-      </w:r>
-      <w:proofErr w:type="spellStart"/>
-      <w:r>
-        <w:rPr>
-          <w:lang w:val="en-US"/>
-        </w:rPr>
-        <w:t>i</w:t>
-      </w:r>
-      <w:proofErr w:type="spellEnd"/>
-      <w:r>
-        <w:rPr>
-          <w:lang w:val="en-US"/>
-        </w:rPr>
-        <w:t xml:space="preserve">) </w:t>
+        <w:t xml:space="preserve">(i) </w:t>
       </w:r>
       <w:r>
         <w:rPr>
@@ -812,7 +784,7 @@
         <w:rPr>
           <w:lang w:val="en-US"/>
         </w:rPr>
-        <w:t xml:space="preserve"> when designed as an Elective Module (EM). </w:t>
+        <w:t xml:space="preserve"> designed as an Elective Module (EM). </w:t>
       </w:r>
     </w:p>
     <w:p>
@@ -2765,23 +2737,7 @@
                 <w:color w:val="0070C0"/>
                 <w:lang w:val="en-SG"/>
               </w:rPr>
-              <w:t xml:space="preserve">. The corresponding AI-feedback assistants (e.g. </w:t>
-            </w:r>
-            <w:proofErr w:type="spellStart"/>
-            <w:r>
-              <w:rPr>
-                <w:color w:val="0070C0"/>
-                <w:lang w:val="en-SG"/>
-              </w:rPr>
-              <w:t>ShortAnsFA</w:t>
-            </w:r>
-            <w:proofErr w:type="spellEnd"/>
-            <w:r>
-              <w:rPr>
-                <w:color w:val="0070C0"/>
-                <w:lang w:val="en-SG"/>
-              </w:rPr>
-              <w:t>, Annotated FA)</w:t>
+              <w:t>. The corresponding AI-feedback assistants (e.g. ShortAnsFA, Annotated FA)</w:t>
             </w:r>
             <w:r>
               <w:rPr>
@@ -2939,13 +2895,8 @@
               </w:rPr>
               <w:t>] Inquiring like scientists, s</w:t>
             </w:r>
-            <w:proofErr w:type="spellStart"/>
-            <w:r>
-              <w:t>tudents</w:t>
-            </w:r>
-            <w:proofErr w:type="spellEnd"/>
-            <w:r>
-              <w:t xml:space="preserve"> study, analyse, compare, and organise information that has been curated for them, identifying patterns, discerning the structure of a concept and identifying the instances when that new knowledge should be used. </w:t>
+            <w:r>
+              <w:t xml:space="preserve">tudents study, analyse, compare, and organise information that has been curated for them, identifying patterns, discerning the structure of a concept and identifying the instances when that new knowledge should be used. </w:t>
             </w:r>
           </w:p>
           <w:p>
@@ -3087,14 +3038,7 @@
         <w:rPr>
           <w:lang w:val="en-US"/>
         </w:rPr>
-        <w:t xml:space="preserve">– students construct the </w:t>
-      </w:r>
-      <w:proofErr w:type="spellStart"/>
-      <w:r>
-        <w:rPr>
-          <w:lang w:val="en-US"/>
-        </w:rPr>
-        <w:t>generali</w:t>
+        <w:t>– students construct the generali</w:t>
       </w:r>
       <w:r>
         <w:rPr>
@@ -3114,7 +3058,6 @@
         </w:rPr>
         <w:t>s</w:t>
       </w:r>
-      <w:proofErr w:type="spellEnd"/>
       <w:r>
         <w:rPr>
           <w:lang w:val="en-US"/>
@@ -10078,6 +10021,17 @@
 </file>
 
 <file path=customXml/item1.xml><?xml version="1.0" encoding="utf-8"?>
+<p:properties xmlns:p="http://schemas.microsoft.com/office/2006/metadata/properties" xmlns:xsi="http://www.w3.org/2001/XMLSchema-instance" xmlns:pc="http://schemas.microsoft.com/office/infopath/2007/PartnerControls">
+  <documentManagement>
+    <TaxCatchAll xmlns="023b6993-7b2a-47fc-abda-801f9cfc4a22" xsi:nil="true"/>
+    <lcf76f155ced4ddcb4097134ff3c332f xmlns="8e7907c9-d300-453a-973f-22b249258053">
+      <Terms xmlns="http://schemas.microsoft.com/office/infopath/2007/PartnerControls"/>
+    </lcf76f155ced4ddcb4097134ff3c332f>
+  </documentManagement>
+</p:properties>
+</file>
+
+<file path=customXml/item2.xml><?xml version="1.0" encoding="utf-8"?>
 <ct:contentTypeSchema xmlns:ct="http://schemas.microsoft.com/office/2006/metadata/contentType" xmlns:ma="http://schemas.microsoft.com/office/2006/metadata/properties/metaAttributes" ct:_="" ma:_="" ma:contentTypeName="Document" ma:contentTypeID="0x010100AC396C50D41E3A4091F741143D4A7CC7" ma:contentTypeVersion="18" ma:contentTypeDescription="Create a new document." ma:contentTypeScope="" ma:versionID="f378cebc068dfd670ebd76e205da12b1">
   <xsd:schema xmlns:xsd="http://www.w3.org/2001/XMLSchema" xmlns:xs="http://www.w3.org/2001/XMLSchema" xmlns:p="http://schemas.microsoft.com/office/2006/metadata/properties" xmlns:ns2="8e7907c9-d300-453a-973f-22b249258053" xmlns:ns3="023b6993-7b2a-47fc-abda-801f9cfc4a22" targetNamespace="http://schemas.microsoft.com/office/2006/metadata/properties" ma:root="true" ma:fieldsID="2f4f494262955d3b6ca69ec50711387d" ns2:_="" ns3:_="">
     <xsd:import namespace="8e7907c9-d300-453a-973f-22b249258053"/>
@@ -10332,17 +10286,6 @@
 </ct:contentTypeSchema>
 </file>
 
-<file path=customXml/item2.xml><?xml version="1.0" encoding="utf-8"?>
-<p:properties xmlns:p="http://schemas.microsoft.com/office/2006/metadata/properties" xmlns:xsi="http://www.w3.org/2001/XMLSchema-instance" xmlns:pc="http://schemas.microsoft.com/office/infopath/2007/PartnerControls">
-  <documentManagement>
-    <TaxCatchAll xmlns="023b6993-7b2a-47fc-abda-801f9cfc4a22" xsi:nil="true"/>
-    <lcf76f155ced4ddcb4097134ff3c332f xmlns="8e7907c9-d300-453a-973f-22b249258053">
-      <Terms xmlns="http://schemas.microsoft.com/office/infopath/2007/PartnerControls"/>
-    </lcf76f155ced4ddcb4097134ff3c332f>
-  </documentManagement>
-</p:properties>
-</file>
-
 <file path=customXml/item3.xml><?xml version="1.0" encoding="utf-8"?>
 <?mso-contentType ?>
 <FormTemplates xmlns="http://schemas.microsoft.com/sharepoint/v3/contenttype/forms">
@@ -10353,6 +10296,17 @@
 </file>
 
 <file path=customXml/itemProps1.xml><?xml version="1.0" encoding="utf-8"?>
+<ds:datastoreItem xmlns:ds="http://schemas.openxmlformats.org/officeDocument/2006/customXml" ds:itemID="{8C4BAD0E-7834-4ABC-AE29-483B2CF0CCC1}">
+  <ds:schemaRefs>
+    <ds:schemaRef ds:uri="http://schemas.microsoft.com/office/2006/metadata/properties"/>
+    <ds:schemaRef ds:uri="http://schemas.microsoft.com/office/infopath/2007/PartnerControls"/>
+    <ds:schemaRef ds:uri="023b6993-7b2a-47fc-abda-801f9cfc4a22"/>
+    <ds:schemaRef ds:uri="8e7907c9-d300-453a-973f-22b249258053"/>
+  </ds:schemaRefs>
+</ds:datastoreItem>
+</file>
+
+<file path=customXml/itemProps2.xml><?xml version="1.0" encoding="utf-8"?>
 <ds:datastoreItem xmlns:ds="http://schemas.openxmlformats.org/officeDocument/2006/customXml" ds:itemID="{11C1218F-1F95-4FA2-8B62-0A1F7CEA16F3}">
   <ds:schemaRefs>
     <ds:schemaRef ds:uri="http://schemas.microsoft.com/office/2006/metadata/contentType"/>
@@ -10371,17 +10325,6 @@
 </ds:datastoreItem>
 </file>
 
-<file path=customXml/itemProps2.xml><?xml version="1.0" encoding="utf-8"?>
-<ds:datastoreItem xmlns:ds="http://schemas.openxmlformats.org/officeDocument/2006/customXml" ds:itemID="{8C4BAD0E-7834-4ABC-AE29-483B2CF0CCC1}">
-  <ds:schemaRefs>
-    <ds:schemaRef ds:uri="http://schemas.microsoft.com/office/2006/metadata/properties"/>
-    <ds:schemaRef ds:uri="http://schemas.microsoft.com/office/infopath/2007/PartnerControls"/>
-    <ds:schemaRef ds:uri="023b6993-7b2a-47fc-abda-801f9cfc4a22"/>
-    <ds:schemaRef ds:uri="8e7907c9-d300-453a-973f-22b249258053"/>
-  </ds:schemaRefs>
-</ds:datastoreItem>
-</file>
-
 <file path=customXml/itemProps3.xml><?xml version="1.0" encoding="utf-8"?>
 <ds:datastoreItem xmlns:ds="http://schemas.openxmlformats.org/officeDocument/2006/customXml" ds:itemID="{D2D83F9F-FF78-4BE1-92BF-BE2F885DD0CD}">
   <ds:schemaRefs>

--- a/CBL.docx
+++ b/CBL.docx
@@ -572,6 +572,7 @@
         </w:rPr>
         <w:t xml:space="preserve">which are taught in previous lessons through a </w:t>
       </w:r>
+      <w:proofErr w:type="gramStart"/>
       <w:r>
         <w:rPr>
           <w:b/>
@@ -590,7 +591,14 @@
         <w:rPr>
           <w:lang w:val="en-US"/>
         </w:rPr>
-        <w:t xml:space="preserve">‘Forces help </w:t>
+        <w:t>‘</w:t>
+      </w:r>
+      <w:proofErr w:type="gramEnd"/>
+      <w:r>
+        <w:rPr>
+          <w:lang w:val="en-US"/>
+        </w:rPr>
+        <w:t xml:space="preserve">Forces help </w:t>
       </w:r>
       <w:r>
         <w:rPr>
@@ -728,7 +736,21 @@
         <w:rPr>
           <w:lang w:val="en-US"/>
         </w:rPr>
-        <w:t xml:space="preserve">), SALiS (the SLS chatbot), and HTML5 interactives. </w:t>
+        <w:t xml:space="preserve">), </w:t>
+      </w:r>
+      <w:proofErr w:type="spellStart"/>
+      <w:r>
+        <w:rPr>
+          <w:lang w:val="en-US"/>
+        </w:rPr>
+        <w:t>SALiS</w:t>
+      </w:r>
+      <w:proofErr w:type="spellEnd"/>
+      <w:r>
+        <w:rPr>
+          <w:lang w:val="en-US"/>
+        </w:rPr>
+        <w:t xml:space="preserve"> (the SLS chatbot), and HTML5 interactives. </w:t>
       </w:r>
     </w:p>
     <w:p>
@@ -766,7 +788,21 @@
         <w:rPr>
           <w:lang w:val="en-US"/>
         </w:rPr>
-        <w:t xml:space="preserve">(i) </w:t>
+        <w:t>(</w:t>
+      </w:r>
+      <w:proofErr w:type="spellStart"/>
+      <w:r>
+        <w:rPr>
+          <w:lang w:val="en-US"/>
+        </w:rPr>
+        <w:t>i</w:t>
+      </w:r>
+      <w:proofErr w:type="spellEnd"/>
+      <w:r>
+        <w:rPr>
+          <w:lang w:val="en-US"/>
+        </w:rPr>
+        <w:t xml:space="preserve">) </w:t>
       </w:r>
       <w:r>
         <w:rPr>
@@ -778,7 +814,21 @@
         <w:rPr>
           <w:lang w:val="en-US"/>
         </w:rPr>
-        <w:t>used in-class and (ii)</w:t>
+        <w:t xml:space="preserve">used </w:t>
+      </w:r>
+      <w:proofErr w:type="gramStart"/>
+      <w:r>
+        <w:rPr>
+          <w:lang w:val="en-US"/>
+        </w:rPr>
+        <w:t>in-class</w:t>
+      </w:r>
+      <w:proofErr w:type="gramEnd"/>
+      <w:r>
+        <w:rPr>
+          <w:lang w:val="en-US"/>
+        </w:rPr>
+        <w:t xml:space="preserve"> and (ii)</w:t>
       </w:r>
       <w:r>
         <w:rPr>
@@ -848,6 +898,7 @@
                 <w:bCs/>
                 <w:lang w:val="en-SG"/>
               </w:rPr>
+              <w:lastRenderedPageBreak/>
               <w:t>Phase</w:t>
             </w:r>
           </w:p>
@@ -975,18 +1026,13 @@
           </w:tcPr>
           <w:p>
             <w:pPr>
-              <w:ind w:left="57" w:right="57"/>
-              <w:jc w:val="center"/>
-              <w:rPr>
-                <w:b/>
-                <w:bCs/>
+              <w:pStyle w:val="Heading3"/>
+              <w:rPr>
                 <w:lang w:val="en-SG"/>
               </w:rPr>
             </w:pPr>
             <w:r>
               <w:rPr>
-                <w:b/>
-                <w:bCs/>
                 <w:lang w:val="en-SG"/>
               </w:rPr>
               <w:t>Relate</w:t>
@@ -1521,22 +1567,9 @@
           </w:tcPr>
           <w:p>
             <w:pPr>
-              <w:ind w:left="57" w:right="57"/>
-              <w:jc w:val="center"/>
-              <w:rPr>
-                <w:rFonts w:cs="Arial"/>
-                <w:b/>
-                <w:color w:val="000000" w:themeColor="text1"/>
-                <w:kern w:val="24"/>
-              </w:rPr>
+              <w:pStyle w:val="Heading3"/>
             </w:pPr>
             <w:r>
-              <w:rPr>
-                <w:rFonts w:cs="Arial"/>
-                <w:b/>
-                <w:color w:val="000000" w:themeColor="text1"/>
-                <w:kern w:val="24"/>
-              </w:rPr>
               <w:lastRenderedPageBreak/>
               <w:t>Acquire</w:t>
             </w:r>
@@ -1939,22 +1972,10 @@
           </w:tcPr>
           <w:p>
             <w:pPr>
-              <w:ind w:left="57" w:right="57"/>
-              <w:jc w:val="center"/>
-              <w:rPr>
-                <w:rFonts w:cs="Arial"/>
-                <w:b/>
-                <w:color w:val="000000" w:themeColor="text1"/>
-                <w:kern w:val="24"/>
-              </w:rPr>
+              <w:pStyle w:val="Heading3"/>
             </w:pPr>
             <w:r>
-              <w:rPr>
-                <w:rFonts w:cs="Arial"/>
-                <w:b/>
-                <w:color w:val="000000" w:themeColor="text1"/>
-                <w:kern w:val="24"/>
-              </w:rPr>
+              <w:lastRenderedPageBreak/>
               <w:t>Connect</w:t>
             </w:r>
           </w:p>
@@ -2117,7 +2138,6 @@
                 <w:color w:val="0070C0"/>
                 <w:lang w:val="en-SG"/>
               </w:rPr>
-              <w:lastRenderedPageBreak/>
               <w:t xml:space="preserve">(Tech) </w:t>
             </w:r>
             <w:r>
@@ -2170,7 +2190,15 @@
                 <w:color w:val="0070C0"/>
                 <w:lang w:val="en-SG"/>
               </w:rPr>
-              <w:t>A dynamically</w:t>
+              <w:t xml:space="preserve">A </w:t>
+            </w:r>
+            <w:proofErr w:type="gramStart"/>
+            <w:r>
+              <w:rPr>
+                <w:color w:val="0070C0"/>
+                <w:lang w:val="en-SG"/>
+              </w:rPr>
+              <w:t>dynamically</w:t>
             </w:r>
             <w:r>
               <w:rPr>
@@ -2184,7 +2212,15 @@
                 <w:color w:val="0070C0"/>
                 <w:lang w:val="en-SG"/>
               </w:rPr>
-              <w:t xml:space="preserve">linked HTML5 interactive </w:t>
+              <w:t>linked</w:t>
+            </w:r>
+            <w:proofErr w:type="gramEnd"/>
+            <w:r>
+              <w:rPr>
+                <w:color w:val="0070C0"/>
+                <w:lang w:val="en-SG"/>
+              </w:rPr>
+              <w:t xml:space="preserve"> HTML5 interactive </w:t>
             </w:r>
             <w:r>
               <w:rPr>
@@ -2307,7 +2343,6 @@
               </w:rPr>
             </w:pPr>
             <w:r>
-              <w:lastRenderedPageBreak/>
               <w:t>Generate the relationship question and construct the generalisation with facilitation</w:t>
             </w:r>
           </w:p>
@@ -2385,22 +2420,16 @@
           </w:tcPr>
           <w:p>
             <w:pPr>
-              <w:ind w:left="57" w:right="57"/>
-              <w:jc w:val="center"/>
-              <w:rPr>
-                <w:b/>
-                <w:color w:val="000000" w:themeColor="dark1"/>
-                <w:kern w:val="24"/>
+              <w:pStyle w:val="Heading3"/>
+              <w:rPr>
                 <w:lang w:val="en-US"/>
               </w:rPr>
             </w:pPr>
             <w:r>
               <w:rPr>
-                <w:b/>
-                <w:color w:val="000000" w:themeColor="dark1"/>
-                <w:kern w:val="24"/>
                 <w:lang w:val="en-US"/>
               </w:rPr>
+              <w:lastRenderedPageBreak/>
               <w:t>Transfer</w:t>
             </w:r>
           </w:p>
@@ -2574,7 +2603,6 @@
                 <w:color w:val="0070C0"/>
                 <w:lang w:val="en-SG"/>
               </w:rPr>
-              <w:lastRenderedPageBreak/>
               <w:t>(Tech) Students could also use the</w:t>
             </w:r>
             <w:r>
@@ -2737,7 +2765,23 @@
                 <w:color w:val="0070C0"/>
                 <w:lang w:val="en-SG"/>
               </w:rPr>
-              <w:t>. The corresponding AI-feedback assistants (e.g. ShortAnsFA, Annotated FA)</w:t>
+              <w:t xml:space="preserve">. The corresponding AI-feedback assistants (e.g. </w:t>
+            </w:r>
+            <w:proofErr w:type="spellStart"/>
+            <w:r>
+              <w:rPr>
+                <w:color w:val="0070C0"/>
+                <w:lang w:val="en-SG"/>
+              </w:rPr>
+              <w:t>ShortAnsFA</w:t>
+            </w:r>
+            <w:proofErr w:type="spellEnd"/>
+            <w:r>
+              <w:rPr>
+                <w:color w:val="0070C0"/>
+                <w:lang w:val="en-SG"/>
+              </w:rPr>
+              <w:t>, Annotated FA)</w:t>
             </w:r>
             <w:r>
               <w:rPr>
@@ -2781,6 +2825,7 @@
               </w:rPr>
             </w:pPr>
             <w:r>
+              <w:lastRenderedPageBreak/>
               <w:t>“How does this learning experience reveal about how scientific knowledge is built, tested and revised?”</w:t>
             </w:r>
           </w:p>
@@ -2880,6 +2925,7 @@
               </w:rPr>
               <w:t>[</w:t>
             </w:r>
+            <w:proofErr w:type="gramStart"/>
             <w:r>
               <w:rPr>
                 <w:b/>
@@ -2889,14 +2935,20 @@
               </w:rPr>
               <w:t>Take Action</w:t>
             </w:r>
+            <w:proofErr w:type="gramEnd"/>
             <w:r>
               <w:rPr>
                 <w:lang w:val="en-US"/>
               </w:rPr>
               <w:t>] Inquiring like scientists, s</w:t>
             </w:r>
-            <w:r>
-              <w:t xml:space="preserve">tudents study, analyse, compare, and organise information that has been curated for them, identifying patterns, discerning the structure of a concept and identifying the instances when that new knowledge should be used. </w:t>
+            <w:proofErr w:type="spellStart"/>
+            <w:r>
+              <w:t>tudents</w:t>
+            </w:r>
+            <w:proofErr w:type="spellEnd"/>
+            <w:r>
+              <w:t xml:space="preserve"> study, analyse, compare, and organise information that has been curated for them, identifying patterns, discerning the structure of a concept and identifying the instances when that new knowledge should be used. </w:t>
             </w:r>
           </w:p>
           <w:p>
@@ -2928,11 +2980,7 @@
               <w:t xml:space="preserve">Practices of Science] </w:t>
             </w:r>
             <w:r>
-              <w:t xml:space="preserve">CBL supports W7 (using and developing models) and W8 </w:t>
-            </w:r>
-            <w:r>
-              <w:lastRenderedPageBreak/>
-              <w:t>(constructing explanations) as students organise knowledge hierarchically. It also supports N1–N2 (understanding scientific knowledge as model-building with order and consistency).</w:t>
+              <w:t>CBL supports W7 (using and developing models) and W8 (constructing explanations) as students organise knowledge hierarchically. It also supports N1–N2 (understanding scientific knowledge as model-building with order and consistency).</w:t>
             </w:r>
           </w:p>
         </w:tc>
@@ -3038,7 +3086,14 @@
         <w:rPr>
           <w:lang w:val="en-US"/>
         </w:rPr>
-        <w:t>– students construct the generali</w:t>
+        <w:t xml:space="preserve">– students construct the </w:t>
+      </w:r>
+      <w:proofErr w:type="spellStart"/>
+      <w:r>
+        <w:rPr>
+          <w:lang w:val="en-US"/>
+        </w:rPr>
+        <w:t>generali</w:t>
       </w:r>
       <w:r>
         <w:rPr>
@@ -3058,6 +3113,7 @@
         </w:rPr>
         <w:t>s</w:t>
       </w:r>
+      <w:proofErr w:type="spellEnd"/>
       <w:r>
         <w:rPr>
           <w:lang w:val="en-US"/>
@@ -3966,7 +4022,13 @@
               <w:rPr>
                 <w:color w:val="0B0B0B"/>
               </w:rPr>
-              <w:t>Apply generalisation to the transfer context</w:t>
+              <w:t>a</w:t>
+            </w:r>
+            <w:r>
+              <w:rPr>
+                <w:color w:val="0B0B0B"/>
+              </w:rPr>
+              <w:t>pply generalisation to the transfer context</w:t>
             </w:r>
           </w:p>
         </w:tc>
@@ -9485,6 +9547,26 @@
       <w:szCs w:val="26"/>
     </w:rPr>
   </w:style>
+  <w:style w:type="paragraph" w:styleId="Heading3">
+    <w:name w:val="heading 3"/>
+    <w:basedOn w:val="Normal"/>
+    <w:next w:val="Normal"/>
+    <w:link w:val="Heading3Char"/>
+    <w:uiPriority w:val="9"/>
+    <w:unhideWhenUsed/>
+    <w:qFormat/>
+    <w:rsid w:val="003A2970"/>
+    <w:pPr>
+      <w:keepNext/>
+      <w:keepLines/>
+      <w:spacing w:before="40" w:after="0"/>
+      <w:outlineLvl w:val="2"/>
+    </w:pPr>
+    <w:rPr>
+      <w:rFonts w:asciiTheme="majorHAnsi" w:eastAsiaTheme="majorEastAsia" w:hAnsiTheme="majorHAnsi" w:cstheme="majorBidi"/>
+      <w:color w:val="0A2F40" w:themeColor="accent1" w:themeShade="7F"/>
+    </w:rPr>
+  </w:style>
   <w:style w:type="character" w:default="1" w:styleId="DefaultParagraphFont">
     <w:name w:val="Default Paragraph Font"/>
     <w:uiPriority w:val="1"/>
@@ -9754,6 +9836,17 @@
     <w:rPr>
       <w:color w:val="2B579A"/>
       <w:shd w:val="clear" w:color="auto" w:fill="E1DFDD"/>
+    </w:rPr>
+  </w:style>
+  <w:style w:type="character" w:customStyle="1" w:styleId="Heading3Char">
+    <w:name w:val="Heading 3 Char"/>
+    <w:basedOn w:val="DefaultParagraphFont"/>
+    <w:link w:val="Heading3"/>
+    <w:uiPriority w:val="9"/>
+    <w:rsid w:val="003A2970"/>
+    <w:rPr>
+      <w:rFonts w:asciiTheme="majorHAnsi" w:eastAsiaTheme="majorEastAsia" w:hAnsiTheme="majorHAnsi" w:cstheme="majorBidi"/>
+      <w:color w:val="0A2F40" w:themeColor="accent1" w:themeShade="7F"/>
     </w:rPr>
   </w:style>
 </w:styles>

--- a/CBL.docx
+++ b/CBL.docx
@@ -572,7 +572,6 @@
         </w:rPr>
         <w:t xml:space="preserve">which are taught in previous lessons through a </w:t>
       </w:r>
-      <w:proofErr w:type="gramStart"/>
       <w:r>
         <w:rPr>
           <w:b/>
@@ -591,14 +590,7 @@
         <w:rPr>
           <w:lang w:val="en-US"/>
         </w:rPr>
-        <w:t>‘</w:t>
-      </w:r>
-      <w:proofErr w:type="gramEnd"/>
-      <w:r>
-        <w:rPr>
-          <w:lang w:val="en-US"/>
-        </w:rPr>
-        <w:t xml:space="preserve">Forces help </w:t>
+        <w:t xml:space="preserve">‘Forces help </w:t>
       </w:r>
       <w:r>
         <w:rPr>
@@ -736,21 +728,7 @@
         <w:rPr>
           <w:lang w:val="en-US"/>
         </w:rPr>
-        <w:t xml:space="preserve">), </w:t>
-      </w:r>
-      <w:proofErr w:type="spellStart"/>
-      <w:r>
-        <w:rPr>
-          <w:lang w:val="en-US"/>
-        </w:rPr>
-        <w:t>SALiS</w:t>
-      </w:r>
-      <w:proofErr w:type="spellEnd"/>
-      <w:r>
-        <w:rPr>
-          <w:lang w:val="en-US"/>
-        </w:rPr>
-        <w:t xml:space="preserve"> (the SLS chatbot), and HTML5 interactives. </w:t>
+        <w:t xml:space="preserve">), SALiS (the SLS chatbot), and HTML5 interactives. </w:t>
       </w:r>
     </w:p>
     <w:p>
@@ -788,21 +766,7 @@
         <w:rPr>
           <w:lang w:val="en-US"/>
         </w:rPr>
-        <w:t>(</w:t>
-      </w:r>
-      <w:proofErr w:type="spellStart"/>
-      <w:r>
-        <w:rPr>
-          <w:lang w:val="en-US"/>
-        </w:rPr>
-        <w:t>i</w:t>
-      </w:r>
-      <w:proofErr w:type="spellEnd"/>
-      <w:r>
-        <w:rPr>
-          <w:lang w:val="en-US"/>
-        </w:rPr>
-        <w:t xml:space="preserve">) </w:t>
+        <w:t xml:space="preserve">(i) </w:t>
       </w:r>
       <w:r>
         <w:rPr>
@@ -814,21 +778,7 @@
         <w:rPr>
           <w:lang w:val="en-US"/>
         </w:rPr>
-        <w:t xml:space="preserve">used </w:t>
-      </w:r>
-      <w:proofErr w:type="gramStart"/>
-      <w:r>
-        <w:rPr>
-          <w:lang w:val="en-US"/>
-        </w:rPr>
-        <w:t>in-class</w:t>
-      </w:r>
-      <w:proofErr w:type="gramEnd"/>
-      <w:r>
-        <w:rPr>
-          <w:lang w:val="en-US"/>
-        </w:rPr>
-        <w:t xml:space="preserve"> and (ii)</w:t>
+        <w:t>used in-class and (ii)</w:t>
       </w:r>
       <w:r>
         <w:rPr>
@@ -1066,8 +1016,13 @@
           </w:tcPr>
           <w:p>
             <w:pPr>
+              <w:pStyle w:val="ListParagraph"/>
+              <w:numPr>
+                <w:ilvl w:val="0"/>
+                <w:numId w:val="37"/>
+              </w:numPr>
               <w:spacing w:line="259" w:lineRule="auto"/>
-              <w:ind w:left="57" w:right="57"/>
+              <w:ind w:right="57"/>
               <w:rPr>
                 <w:b/>
                 <w:bCs/>
@@ -1103,14 +1058,11 @@
             <w:pPr>
               <w:pStyle w:val="ListParagraph"/>
               <w:numPr>
-                <w:ilvl w:val="0"/>
-                <w:numId w:val="15"/>
+                <w:ilvl w:val="1"/>
+                <w:numId w:val="37"/>
               </w:numPr>
-              <w:tabs>
-                <w:tab w:val="clear" w:pos="720"/>
-              </w:tabs>
               <w:spacing w:line="259" w:lineRule="auto"/>
-              <w:ind w:left="583" w:right="57"/>
+              <w:ind w:right="57"/>
               <w:rPr>
                 <w:lang w:val="en-SG"/>
               </w:rPr>
@@ -1602,8 +1554,13 @@
           </w:tcPr>
           <w:p>
             <w:pPr>
+              <w:pStyle w:val="ListParagraph"/>
+              <w:numPr>
+                <w:ilvl w:val="0"/>
+                <w:numId w:val="38"/>
+              </w:numPr>
               <w:spacing w:line="259" w:lineRule="auto"/>
-              <w:ind w:left="57" w:right="57"/>
+              <w:ind w:right="57"/>
               <w:rPr>
                 <w:b/>
                 <w:bCs/>
@@ -1614,28 +1571,22 @@
                 <w:b/>
                 <w:bCs/>
               </w:rPr>
-              <w:t>S</w:t>
-            </w:r>
-            <w:r>
-              <w:rPr>
-                <w:b/>
-                <w:bCs/>
-              </w:rPr>
-              <w:t>equence cases and phenomena</w:t>
+              <w:t>Sequence cases and phenomena</w:t>
             </w:r>
           </w:p>
           <w:p>
             <w:pPr>
               <w:pStyle w:val="ListParagraph"/>
               <w:numPr>
-                <w:ilvl w:val="0"/>
-                <w:numId w:val="23"/>
+                <w:ilvl w:val="1"/>
+                <w:numId w:val="38"/>
               </w:numPr>
-              <w:tabs>
-                <w:tab w:val="clear" w:pos="720"/>
-              </w:tabs>
               <w:spacing w:line="259" w:lineRule="auto"/>
-              <w:ind w:left="583" w:right="57"/>
+              <w:ind w:right="57"/>
+              <w:rPr>
+                <w:b/>
+                <w:bCs/>
+              </w:rPr>
             </w:pPr>
             <w:r>
               <w:t xml:space="preserve">"What do you predict will happen when we drop a bowling ball and a feather at the same time?" </w:t>
@@ -1645,17 +1596,21 @@
             <w:pPr>
               <w:pStyle w:val="ListParagraph"/>
               <w:numPr>
-                <w:ilvl w:val="0"/>
-                <w:numId w:val="23"/>
+                <w:ilvl w:val="1"/>
+                <w:numId w:val="38"/>
               </w:numPr>
-              <w:tabs>
-                <w:tab w:val="clear" w:pos="720"/>
-              </w:tabs>
               <w:spacing w:line="259" w:lineRule="auto"/>
-              <w:ind w:left="583" w:right="57"/>
+              <w:ind w:right="57"/>
+              <w:rPr>
+                <w:b/>
+                <w:bCs/>
+              </w:rPr>
             </w:pPr>
             <w:r>
-              <w:t xml:space="preserve">"Now what do you predict will happen in a vacuum?" </w:t>
+              <w:t>"Now what do</w:t>
+            </w:r>
+            <w:r>
+              <w:t xml:space="preserve"> you predict will happen in a vacuum?" </w:t>
             </w:r>
           </w:p>
           <w:p>
@@ -2046,8 +2001,13 @@
           </w:p>
           <w:p>
             <w:pPr>
+              <w:pStyle w:val="ListParagraph"/>
+              <w:numPr>
+                <w:ilvl w:val="0"/>
+                <w:numId w:val="39"/>
+              </w:numPr>
               <w:spacing w:line="259" w:lineRule="auto"/>
-              <w:ind w:left="57" w:right="57"/>
+              <w:ind w:right="57"/>
               <w:rPr>
                 <w:b/>
                 <w:bCs/>
@@ -2065,14 +2025,15 @@
             <w:pPr>
               <w:pStyle w:val="ListParagraph"/>
               <w:numPr>
-                <w:ilvl w:val="0"/>
-                <w:numId w:val="24"/>
+                <w:ilvl w:val="1"/>
+                <w:numId w:val="39"/>
               </w:numPr>
-              <w:tabs>
-                <w:tab w:val="clear" w:pos="720"/>
-              </w:tabs>
               <w:spacing w:line="259" w:lineRule="auto"/>
-              <w:ind w:left="583" w:right="57"/>
+              <w:ind w:right="57"/>
+              <w:rPr>
+                <w:b/>
+                <w:bCs/>
+              </w:rPr>
             </w:pPr>
             <w:r>
               <w:t xml:space="preserve">"Why does the skydiver change his posture during the rescue?" </w:t>
@@ -2082,14 +2043,15 @@
             <w:pPr>
               <w:pStyle w:val="ListParagraph"/>
               <w:numPr>
-                <w:ilvl w:val="0"/>
-                <w:numId w:val="24"/>
+                <w:ilvl w:val="1"/>
+                <w:numId w:val="39"/>
               </w:numPr>
-              <w:tabs>
-                <w:tab w:val="clear" w:pos="720"/>
-              </w:tabs>
               <w:spacing w:line="259" w:lineRule="auto"/>
-              <w:ind w:left="583" w:right="57"/>
+              <w:ind w:right="57"/>
+              <w:rPr>
+                <w:b/>
+                <w:bCs/>
+              </w:rPr>
             </w:pPr>
             <w:r>
               <w:t xml:space="preserve">"Can you use a free body diagram to show what is happening to the forces?" </w:t>
@@ -2099,16 +2061,14 @@
             <w:pPr>
               <w:pStyle w:val="ListParagraph"/>
               <w:numPr>
-                <w:ilvl w:val="0"/>
-                <w:numId w:val="24"/>
+                <w:ilvl w:val="1"/>
+                <w:numId w:val="39"/>
               </w:numPr>
-              <w:tabs>
-                <w:tab w:val="clear" w:pos="720"/>
-              </w:tabs>
               <w:spacing w:line="259" w:lineRule="auto"/>
-              <w:ind w:left="583" w:right="57"/>
-              <w:rPr>
-                <w:lang w:val="en-SG"/>
+              <w:ind w:right="57"/>
+              <w:rPr>
+                <w:b/>
+                <w:bCs/>
               </w:rPr>
             </w:pPr>
             <w:r>
@@ -2190,15 +2150,7 @@
                 <w:color w:val="0070C0"/>
                 <w:lang w:val="en-SG"/>
               </w:rPr>
-              <w:t xml:space="preserve">A </w:t>
-            </w:r>
-            <w:proofErr w:type="gramStart"/>
-            <w:r>
-              <w:rPr>
-                <w:color w:val="0070C0"/>
-                <w:lang w:val="en-SG"/>
-              </w:rPr>
-              <w:t>dynamically</w:t>
+              <w:t>A dynamically</w:t>
             </w:r>
             <w:r>
               <w:rPr>
@@ -2212,15 +2164,7 @@
                 <w:color w:val="0070C0"/>
                 <w:lang w:val="en-SG"/>
               </w:rPr>
-              <w:t>linked</w:t>
-            </w:r>
-            <w:proofErr w:type="gramEnd"/>
-            <w:r>
-              <w:rPr>
-                <w:color w:val="0070C0"/>
-                <w:lang w:val="en-SG"/>
-              </w:rPr>
-              <w:t xml:space="preserve"> HTML5 interactive </w:t>
+              <w:t xml:space="preserve">linked HTML5 interactive </w:t>
             </w:r>
             <w:r>
               <w:rPr>
@@ -2461,19 +2405,248 @@
           </w:tcPr>
           <w:p>
             <w:pPr>
+              <w:pStyle w:val="ListParagraph"/>
+              <w:numPr>
+                <w:ilvl w:val="0"/>
+                <w:numId w:val="18"/>
+              </w:numPr>
               <w:spacing w:line="259" w:lineRule="auto"/>
-              <w:ind w:left="57" w:right="57"/>
+              <w:ind w:left="583" w:right="57"/>
+            </w:pPr>
+            <w:r>
               <w:rPr>
                 <w:b/>
                 <w:bCs/>
               </w:rPr>
+              <w:t>Provide the transfer context</w:t>
+            </w:r>
+          </w:p>
+          <w:p>
+            <w:pPr>
+              <w:pStyle w:val="ListParagraph"/>
+              <w:numPr>
+                <w:ilvl w:val="1"/>
+                <w:numId w:val="18"/>
+              </w:numPr>
+              <w:spacing w:line="259" w:lineRule="auto"/>
+              <w:ind w:right="57"/>
             </w:pPr>
             <w:r>
-              <w:rPr>
-                <w:b/>
-                <w:bCs/>
-              </w:rPr>
-              <w:t>Provide the transfer context</w:t>
+              <w:t xml:space="preserve">"What do you notice when the parachute opens?" </w:t>
+            </w:r>
+            <w:r>
+              <w:t>(skydiver seen to fly upwards)</w:t>
+            </w:r>
+          </w:p>
+          <w:p>
+            <w:pPr>
+              <w:pStyle w:val="ListParagraph"/>
+              <w:numPr>
+                <w:ilvl w:val="1"/>
+                <w:numId w:val="18"/>
+              </w:numPr>
+              <w:spacing w:line="259" w:lineRule="auto"/>
+              <w:ind w:right="57"/>
+            </w:pPr>
+            <w:r>
+              <w:t xml:space="preserve">"Can you explain this in your own words using what you have established?" </w:t>
+            </w:r>
+          </w:p>
+          <w:p>
+            <w:pPr>
+              <w:pStyle w:val="ListParagraph"/>
+              <w:numPr>
+                <w:ilvl w:val="1"/>
+                <w:numId w:val="18"/>
+              </w:numPr>
+              <w:spacing w:line="259" w:lineRule="auto"/>
+              <w:ind w:right="57"/>
+            </w:pPr>
+            <w:r>
+              <w:t xml:space="preserve">"Where else in the real world might your generalisation apply?" </w:t>
+            </w:r>
+          </w:p>
+          <w:p>
+            <w:pPr>
+              <w:spacing w:line="259" w:lineRule="auto"/>
+              <w:ind w:left="111" w:right="57"/>
+              <w:rPr>
+                <w:color w:val="0070C0"/>
+                <w:lang w:val="en-SG"/>
+              </w:rPr>
+            </w:pPr>
+            <w:r>
+              <w:rPr>
+                <w:color w:val="0070C0"/>
+                <w:lang w:val="en-SG"/>
+              </w:rPr>
+              <w:t xml:space="preserve">(Tech) </w:t>
+            </w:r>
+            <w:r>
+              <w:rPr>
+                <w:color w:val="0070C0"/>
+                <w:lang w:val="en-SG"/>
+              </w:rPr>
+              <w:t xml:space="preserve">Students could </w:t>
+            </w:r>
+            <w:r>
+              <w:rPr>
+                <w:color w:val="0070C0"/>
+                <w:lang w:val="en-SG"/>
+              </w:rPr>
+              <w:t xml:space="preserve">individually </w:t>
+            </w:r>
+            <w:r>
+              <w:rPr>
+                <w:color w:val="0070C0"/>
+                <w:lang w:val="en-SG"/>
+              </w:rPr>
+              <w:t xml:space="preserve">replay the video </w:t>
+            </w:r>
+            <w:r>
+              <w:rPr>
+                <w:color w:val="0070C0"/>
+                <w:lang w:val="en-SG"/>
+              </w:rPr>
+              <w:t xml:space="preserve">embedded on SLS </w:t>
+            </w:r>
+            <w:r>
+              <w:rPr>
+                <w:color w:val="0070C0"/>
+                <w:lang w:val="en-SG"/>
+              </w:rPr>
+              <w:t xml:space="preserve">to observe the motion of the skydiver when the parachute is displayed. </w:t>
+            </w:r>
+            <w:r>
+              <w:rPr>
+                <w:color w:val="0070C0"/>
+                <w:lang w:val="en-SG"/>
+              </w:rPr>
+              <w:t xml:space="preserve"> </w:t>
+            </w:r>
+          </w:p>
+          <w:p>
+            <w:pPr>
+              <w:spacing w:line="259" w:lineRule="auto"/>
+              <w:ind w:left="111" w:right="57"/>
+              <w:rPr>
+                <w:color w:val="0070C0"/>
+                <w:lang w:val="en-SG"/>
+              </w:rPr>
+            </w:pPr>
+            <w:r>
+              <w:rPr>
+                <w:color w:val="0070C0"/>
+                <w:lang w:val="en-SG"/>
+              </w:rPr>
+              <w:t>(Tech) Students could also use the</w:t>
+            </w:r>
+            <w:r>
+              <w:rPr>
+                <w:color w:val="0070C0"/>
+                <w:lang w:val="en-SG"/>
+              </w:rPr>
+              <w:t xml:space="preserve"> above-mentioned</w:t>
+            </w:r>
+            <w:r>
+              <w:rPr>
+                <w:color w:val="0070C0"/>
+                <w:lang w:val="en-SG"/>
+              </w:rPr>
+              <w:t xml:space="preserve"> HTML5 interactive to </w:t>
+            </w:r>
+            <w:r>
+              <w:rPr>
+                <w:color w:val="0070C0"/>
+                <w:lang w:val="en-SG"/>
+              </w:rPr>
+              <w:t>evaluate their transfer.</w:t>
+            </w:r>
+          </w:p>
+          <w:p>
+            <w:pPr>
+              <w:spacing w:line="259" w:lineRule="auto"/>
+              <w:ind w:left="111" w:right="57"/>
+              <w:rPr>
+                <w:lang w:val="en-SG"/>
+              </w:rPr>
+            </w:pPr>
+            <w:r>
+              <w:rPr>
+                <w:color w:val="0070C0"/>
+                <w:lang w:val="en-SG"/>
+              </w:rPr>
+              <w:t xml:space="preserve">(Tech) SLS chatbot </w:t>
+            </w:r>
+            <w:r>
+              <w:rPr>
+                <w:color w:val="0070C0"/>
+                <w:lang w:val="en-SG"/>
+              </w:rPr>
+              <w:t>could be</w:t>
+            </w:r>
+            <w:r>
+              <w:rPr>
+                <w:color w:val="0070C0"/>
+                <w:lang w:val="en-SG"/>
+              </w:rPr>
+              <w:t xml:space="preserve"> </w:t>
+            </w:r>
+            <w:r>
+              <w:rPr>
+                <w:color w:val="0070C0"/>
+                <w:lang w:val="en-SG"/>
+              </w:rPr>
+              <w:t>configured as a Socratic questioner, probing the student's explanation and adaptively introducing a further transfer context based on the quality of the response</w:t>
+            </w:r>
+            <w:r>
+              <w:rPr>
+                <w:color w:val="0070C0"/>
+                <w:lang w:val="en-SG"/>
+              </w:rPr>
+              <w:t xml:space="preserve">: </w:t>
+            </w:r>
+            <w:r>
+              <w:rPr>
+                <w:color w:val="0070C0"/>
+                <w:lang w:val="en-SG"/>
+              </w:rPr>
+              <w:t>"What do you notice when the parachute opens? Explain this in your own words using your generalisation.</w:t>
+            </w:r>
+            <w:r>
+              <w:rPr>
+                <w:color w:val="0070C0"/>
+                <w:lang w:val="en-SG"/>
+              </w:rPr>
+              <w:t xml:space="preserve"> / </w:t>
+            </w:r>
+            <w:r>
+              <w:rPr>
+                <w:color w:val="0070C0"/>
+                <w:lang w:val="en-SG"/>
+              </w:rPr>
+              <w:t>You said the skydiver moves upwards. Does your generalisation predict this? Walk me through it.</w:t>
+            </w:r>
+            <w:r>
+              <w:rPr>
+                <w:color w:val="0070C0"/>
+                <w:lang w:val="en-SG"/>
+              </w:rPr>
+              <w:t xml:space="preserve"> / </w:t>
+            </w:r>
+            <w:r>
+              <w:rPr>
+                <w:color w:val="0070C0"/>
+                <w:lang w:val="en-SG"/>
+              </w:rPr>
+              <w:t>Your explanation holds here. Can you think of another real-world situation where the same generalisation applies?"</w:t>
+            </w:r>
+            <w:r>
+              <w:rPr>
+                <w:color w:val="0070C0"/>
+                <w:lang w:val="en-SG"/>
+              </w:rPr>
+              <w:t xml:space="preserve"> </w:t>
             </w:r>
           </w:p>
           <w:p>
@@ -2481,53 +2654,21 @@
               <w:pStyle w:val="ListParagraph"/>
               <w:numPr>
                 <w:ilvl w:val="0"/>
-                <w:numId w:val="18"/>
+                <w:numId w:val="40"/>
               </w:numPr>
-              <w:tabs>
-                <w:tab w:val="clear" w:pos="720"/>
-              </w:tabs>
               <w:spacing w:line="259" w:lineRule="auto"/>
-              <w:ind w:left="583" w:right="57"/>
+              <w:ind w:right="57"/>
+              <w:rPr>
+                <w:b/>
+                <w:bCs/>
+              </w:rPr>
             </w:pPr>
             <w:r>
-              <w:t xml:space="preserve">"What do you notice when the parachute opens?" </w:t>
-            </w:r>
-            <w:r>
-              <w:t>(skydiver seen to fly upwards)</w:t>
-            </w:r>
-          </w:p>
-          <w:p>
-            <w:pPr>
-              <w:pStyle w:val="ListParagraph"/>
-              <w:numPr>
-                <w:ilvl w:val="0"/>
-                <w:numId w:val="18"/>
-              </w:numPr>
-              <w:tabs>
-                <w:tab w:val="clear" w:pos="720"/>
-              </w:tabs>
-              <w:spacing w:line="259" w:lineRule="auto"/>
-              <w:ind w:left="583" w:right="57"/>
-            </w:pPr>
-            <w:r>
-              <w:t xml:space="preserve">"Can you explain this in your own words using what you have established?" </w:t>
-            </w:r>
-          </w:p>
-          <w:p>
-            <w:pPr>
-              <w:pStyle w:val="ListParagraph"/>
-              <w:numPr>
-                <w:ilvl w:val="0"/>
-                <w:numId w:val="18"/>
-              </w:numPr>
-              <w:tabs>
-                <w:tab w:val="clear" w:pos="720"/>
-              </w:tabs>
-              <w:spacing w:line="259" w:lineRule="auto"/>
-              <w:ind w:left="583" w:right="57"/>
-            </w:pPr>
-            <w:r>
-              <w:t xml:space="preserve">"Where else in the real world might your generalisation apply?" </w:t>
+              <w:rPr>
+                <w:b/>
+                <w:bCs/>
+              </w:rPr>
+              <w:t>Provide additional contexts through worksheets and past-year questions.</w:t>
             </w:r>
           </w:p>
           <w:p>
@@ -2551,206 +2692,6 @@
                 <w:color w:val="0070C0"/>
                 <w:lang w:val="en-SG"/>
               </w:rPr>
-              <w:t xml:space="preserve">Students could </w:t>
-            </w:r>
-            <w:r>
-              <w:rPr>
-                <w:color w:val="0070C0"/>
-                <w:lang w:val="en-SG"/>
-              </w:rPr>
-              <w:t xml:space="preserve">individually </w:t>
-            </w:r>
-            <w:r>
-              <w:rPr>
-                <w:color w:val="0070C0"/>
-                <w:lang w:val="en-SG"/>
-              </w:rPr>
-              <w:t xml:space="preserve">replay the video </w:t>
-            </w:r>
-            <w:r>
-              <w:rPr>
-                <w:color w:val="0070C0"/>
-                <w:lang w:val="en-SG"/>
-              </w:rPr>
-              <w:t xml:space="preserve">embedded on SLS </w:t>
-            </w:r>
-            <w:r>
-              <w:rPr>
-                <w:color w:val="0070C0"/>
-                <w:lang w:val="en-SG"/>
-              </w:rPr>
-              <w:t xml:space="preserve">to observe the motion of the skydiver when the parachute is displayed. </w:t>
-            </w:r>
-            <w:r>
-              <w:rPr>
-                <w:color w:val="0070C0"/>
-                <w:lang w:val="en-SG"/>
-              </w:rPr>
-              <w:t xml:space="preserve"> </w:t>
-            </w:r>
-          </w:p>
-          <w:p>
-            <w:pPr>
-              <w:spacing w:line="259" w:lineRule="auto"/>
-              <w:ind w:left="111" w:right="57"/>
-              <w:rPr>
-                <w:color w:val="0070C0"/>
-                <w:lang w:val="en-SG"/>
-              </w:rPr>
-            </w:pPr>
-            <w:r>
-              <w:rPr>
-                <w:color w:val="0070C0"/>
-                <w:lang w:val="en-SG"/>
-              </w:rPr>
-              <w:t>(Tech) Students could also use the</w:t>
-            </w:r>
-            <w:r>
-              <w:rPr>
-                <w:color w:val="0070C0"/>
-                <w:lang w:val="en-SG"/>
-              </w:rPr>
-              <w:t xml:space="preserve"> above-mentioned</w:t>
-            </w:r>
-            <w:r>
-              <w:rPr>
-                <w:color w:val="0070C0"/>
-                <w:lang w:val="en-SG"/>
-              </w:rPr>
-              <w:t xml:space="preserve"> HTML5 interactive to </w:t>
-            </w:r>
-            <w:r>
-              <w:rPr>
-                <w:color w:val="0070C0"/>
-                <w:lang w:val="en-SG"/>
-              </w:rPr>
-              <w:t>evaluate their transfer.</w:t>
-            </w:r>
-          </w:p>
-          <w:p>
-            <w:pPr>
-              <w:spacing w:line="259" w:lineRule="auto"/>
-              <w:ind w:left="111" w:right="57"/>
-              <w:rPr>
-                <w:lang w:val="en-SG"/>
-              </w:rPr>
-            </w:pPr>
-            <w:r>
-              <w:rPr>
-                <w:color w:val="0070C0"/>
-                <w:lang w:val="en-SG"/>
-              </w:rPr>
-              <w:t xml:space="preserve">(Tech) SLS chatbot </w:t>
-            </w:r>
-            <w:r>
-              <w:rPr>
-                <w:color w:val="0070C0"/>
-                <w:lang w:val="en-SG"/>
-              </w:rPr>
-              <w:t>could be</w:t>
-            </w:r>
-            <w:r>
-              <w:rPr>
-                <w:color w:val="0070C0"/>
-                <w:lang w:val="en-SG"/>
-              </w:rPr>
-              <w:t xml:space="preserve"> </w:t>
-            </w:r>
-            <w:r>
-              <w:rPr>
-                <w:color w:val="0070C0"/>
-                <w:lang w:val="en-SG"/>
-              </w:rPr>
-              <w:t>configured as a Socratic questioner, probing the student's explanation and adaptively introducing a further transfer context based on the quality of the response</w:t>
-            </w:r>
-            <w:r>
-              <w:rPr>
-                <w:color w:val="0070C0"/>
-                <w:lang w:val="en-SG"/>
-              </w:rPr>
-              <w:t xml:space="preserve">: </w:t>
-            </w:r>
-            <w:r>
-              <w:rPr>
-                <w:color w:val="0070C0"/>
-                <w:lang w:val="en-SG"/>
-              </w:rPr>
-              <w:t>"What do you notice when the parachute opens? Explain this in your own words using your generalisation.</w:t>
-            </w:r>
-            <w:r>
-              <w:rPr>
-                <w:color w:val="0070C0"/>
-                <w:lang w:val="en-SG"/>
-              </w:rPr>
-              <w:t xml:space="preserve"> / </w:t>
-            </w:r>
-            <w:r>
-              <w:rPr>
-                <w:color w:val="0070C0"/>
-                <w:lang w:val="en-SG"/>
-              </w:rPr>
-              <w:t>You said the skydiver moves upwards. Does your generalisation predict this? Walk me through it.</w:t>
-            </w:r>
-            <w:r>
-              <w:rPr>
-                <w:color w:val="0070C0"/>
-                <w:lang w:val="en-SG"/>
-              </w:rPr>
-              <w:t xml:space="preserve"> / </w:t>
-            </w:r>
-            <w:r>
-              <w:rPr>
-                <w:color w:val="0070C0"/>
-                <w:lang w:val="en-SG"/>
-              </w:rPr>
-              <w:t>Your explanation holds here. Can you think of another real-world situation where the same generalisation applies?"</w:t>
-            </w:r>
-            <w:r>
-              <w:rPr>
-                <w:color w:val="0070C0"/>
-                <w:lang w:val="en-SG"/>
-              </w:rPr>
-              <w:t xml:space="preserve"> </w:t>
-            </w:r>
-          </w:p>
-          <w:p>
-            <w:pPr>
-              <w:spacing w:line="259" w:lineRule="auto"/>
-              <w:ind w:left="57" w:right="57"/>
-              <w:rPr>
-                <w:b/>
-                <w:bCs/>
-              </w:rPr>
-            </w:pPr>
-            <w:r>
-              <w:rPr>
-                <w:b/>
-                <w:bCs/>
-              </w:rPr>
-              <w:t>Provide additional contexts through worksheets and past-year questions.</w:t>
-            </w:r>
-          </w:p>
-          <w:p>
-            <w:pPr>
-              <w:spacing w:line="259" w:lineRule="auto"/>
-              <w:ind w:left="111" w:right="57"/>
-              <w:rPr>
-                <w:color w:val="0070C0"/>
-                <w:lang w:val="en-SG"/>
-              </w:rPr>
-            </w:pPr>
-            <w:r>
-              <w:rPr>
-                <w:color w:val="0070C0"/>
-                <w:lang w:val="en-SG"/>
-              </w:rPr>
-              <w:t xml:space="preserve">(Tech) </w:t>
-            </w:r>
-            <w:r>
-              <w:rPr>
-                <w:color w:val="0070C0"/>
-                <w:lang w:val="en-SG"/>
-              </w:rPr>
               <w:t>These formative assessment items could be in the form of different SLS Question type</w:t>
             </w:r>
             <w:r>
@@ -2765,23 +2706,7 @@
                 <w:color w:val="0070C0"/>
                 <w:lang w:val="en-SG"/>
               </w:rPr>
-              <w:t xml:space="preserve">. The corresponding AI-feedback assistants (e.g. </w:t>
-            </w:r>
-            <w:proofErr w:type="spellStart"/>
-            <w:r>
-              <w:rPr>
-                <w:color w:val="0070C0"/>
-                <w:lang w:val="en-SG"/>
-              </w:rPr>
-              <w:t>ShortAnsFA</w:t>
-            </w:r>
-            <w:proofErr w:type="spellEnd"/>
-            <w:r>
-              <w:rPr>
-                <w:color w:val="0070C0"/>
-                <w:lang w:val="en-SG"/>
-              </w:rPr>
-              <w:t>, Annotated FA)</w:t>
+              <w:t>. The corresponding AI-feedback assistants (e.g. ShortAnsFA, Annotated FA)</w:t>
             </w:r>
             <w:r>
               <w:rPr>
@@ -2789,23 +2714,6 @@
                 <w:lang w:val="en-SG"/>
               </w:rPr>
               <w:t xml:space="preserve"> could also be enabled.</w:t>
-            </w:r>
-          </w:p>
-          <w:p>
-            <w:pPr>
-              <w:spacing w:line="259" w:lineRule="auto"/>
-              <w:ind w:left="57" w:right="57"/>
-              <w:rPr>
-                <w:b/>
-                <w:bCs/>
-              </w:rPr>
-            </w:pPr>
-            <w:r>
-              <w:rPr>
-                <w:b/>
-                <w:bCs/>
-              </w:rPr>
-              <w:t>Relate to NOS through reflection prompts</w:t>
             </w:r>
           </w:p>
           <w:p>
@@ -2815,13 +2723,33 @@
                 <w:ilvl w:val="0"/>
                 <w:numId w:val="20"/>
               </w:numPr>
-              <w:tabs>
-                <w:tab w:val="clear" w:pos="720"/>
-              </w:tabs>
               <w:spacing w:line="259" w:lineRule="auto"/>
-              <w:ind w:left="542" w:right="57"/>
-              <w:rPr>
-                <w:lang w:val="en-SG"/>
+              <w:ind w:right="57"/>
+              <w:rPr>
+                <w:b/>
+                <w:bCs/>
+              </w:rPr>
+            </w:pPr>
+            <w:r>
+              <w:rPr>
+                <w:b/>
+                <w:bCs/>
+              </w:rPr>
+              <w:t>Relate to NOS through reflection prompts</w:t>
+            </w:r>
+          </w:p>
+          <w:p>
+            <w:pPr>
+              <w:pStyle w:val="ListParagraph"/>
+              <w:numPr>
+                <w:ilvl w:val="1"/>
+                <w:numId w:val="20"/>
+              </w:numPr>
+              <w:spacing w:line="259" w:lineRule="auto"/>
+              <w:ind w:right="57"/>
+              <w:rPr>
+                <w:b/>
+                <w:bCs/>
               </w:rPr>
             </w:pPr>
             <w:r>
@@ -2925,7 +2853,6 @@
               </w:rPr>
               <w:t>[</w:t>
             </w:r>
-            <w:proofErr w:type="gramStart"/>
             <w:r>
               <w:rPr>
                 <w:b/>
@@ -2935,20 +2862,14 @@
               </w:rPr>
               <w:t>Take Action</w:t>
             </w:r>
-            <w:proofErr w:type="gramEnd"/>
             <w:r>
               <w:rPr>
                 <w:lang w:val="en-US"/>
               </w:rPr>
               <w:t>] Inquiring like scientists, s</w:t>
             </w:r>
-            <w:proofErr w:type="spellStart"/>
-            <w:r>
-              <w:t>tudents</w:t>
-            </w:r>
-            <w:proofErr w:type="spellEnd"/>
-            <w:r>
-              <w:t xml:space="preserve"> study, analyse, compare, and organise information that has been curated for them, identifying patterns, discerning the structure of a concept and identifying the instances when that new knowledge should be used. </w:t>
+            <w:r>
+              <w:t xml:space="preserve">tudents study, analyse, compare, and organise information that has been curated for them, identifying patterns, discerning the structure of a concept and identifying the instances when that new knowledge should be used. </w:t>
             </w:r>
           </w:p>
           <w:p>
@@ -3086,14 +3007,7 @@
         <w:rPr>
           <w:lang w:val="en-US"/>
         </w:rPr>
-        <w:t xml:space="preserve">– students construct the </w:t>
-      </w:r>
-      <w:proofErr w:type="spellStart"/>
-      <w:r>
-        <w:rPr>
-          <w:lang w:val="en-US"/>
-        </w:rPr>
-        <w:t>generali</w:t>
+        <w:t>– students construct the generali</w:t>
       </w:r>
       <w:r>
         <w:rPr>
@@ -3113,7 +3027,6 @@
         </w:rPr>
         <w:t>s</w:t>
       </w:r>
-      <w:proofErr w:type="spellEnd"/>
       <w:r>
         <w:rPr>
           <w:lang w:val="en-US"/>
@@ -7562,7 +7475,7 @@
         <w:sz w:val="20"/>
       </w:rPr>
     </w:lvl>
-    <w:lvl w:ilvl="1" w:tentative="1">
+    <w:lvl w:ilvl="1">
       <w:start w:val="1"/>
       <w:numFmt w:val="bullet"/>
       <w:lvlText w:val=""/>
@@ -8198,6 +8111,155 @@
     </w:lvl>
   </w:abstractNum>
   <w:abstractNum w:abstractNumId="30" w15:restartNumberingAfterBreak="0">
+    <w:nsid w:val="5D264D3C"/>
+    <w:multiLevelType w:val="multilevel"/>
+    <w:tmpl w:val="95627126"/>
+    <w:lvl w:ilvl="0">
+      <w:start w:val="1"/>
+      <w:numFmt w:val="bullet"/>
+      <w:lvlText w:val=""/>
+      <w:lvlJc w:val="left"/>
+      <w:pPr>
+        <w:tabs>
+          <w:tab w:val="num" w:pos="720"/>
+        </w:tabs>
+        <w:ind w:left="720" w:hanging="360"/>
+      </w:pPr>
+      <w:rPr>
+        <w:rFonts w:ascii="Symbol" w:hAnsi="Symbol" w:hint="default"/>
+        <w:sz w:val="20"/>
+      </w:rPr>
+    </w:lvl>
+    <w:lvl w:ilvl="1">
+      <w:start w:val="1"/>
+      <w:numFmt w:val="bullet"/>
+      <w:lvlText w:val=""/>
+      <w:lvlJc w:val="left"/>
+      <w:pPr>
+        <w:tabs>
+          <w:tab w:val="num" w:pos="1440"/>
+        </w:tabs>
+        <w:ind w:left="1440" w:hanging="360"/>
+      </w:pPr>
+      <w:rPr>
+        <w:rFonts w:ascii="Symbol" w:hAnsi="Symbol" w:hint="default"/>
+        <w:sz w:val="20"/>
+      </w:rPr>
+    </w:lvl>
+    <w:lvl w:ilvl="2" w:tentative="1">
+      <w:start w:val="1"/>
+      <w:numFmt w:val="bullet"/>
+      <w:lvlText w:val=""/>
+      <w:lvlJc w:val="left"/>
+      <w:pPr>
+        <w:tabs>
+          <w:tab w:val="num" w:pos="2160"/>
+        </w:tabs>
+        <w:ind w:left="2160" w:hanging="360"/>
+      </w:pPr>
+      <w:rPr>
+        <w:rFonts w:ascii="Symbol" w:hAnsi="Symbol" w:hint="default"/>
+        <w:sz w:val="20"/>
+      </w:rPr>
+    </w:lvl>
+    <w:lvl w:ilvl="3" w:tentative="1">
+      <w:start w:val="1"/>
+      <w:numFmt w:val="bullet"/>
+      <w:lvlText w:val=""/>
+      <w:lvlJc w:val="left"/>
+      <w:pPr>
+        <w:tabs>
+          <w:tab w:val="num" w:pos="2880"/>
+        </w:tabs>
+        <w:ind w:left="2880" w:hanging="360"/>
+      </w:pPr>
+      <w:rPr>
+        <w:rFonts w:ascii="Symbol" w:hAnsi="Symbol" w:hint="default"/>
+        <w:sz w:val="20"/>
+      </w:rPr>
+    </w:lvl>
+    <w:lvl w:ilvl="4" w:tentative="1">
+      <w:start w:val="1"/>
+      <w:numFmt w:val="bullet"/>
+      <w:lvlText w:val=""/>
+      <w:lvlJc w:val="left"/>
+      <w:pPr>
+        <w:tabs>
+          <w:tab w:val="num" w:pos="3600"/>
+        </w:tabs>
+        <w:ind w:left="3600" w:hanging="360"/>
+      </w:pPr>
+      <w:rPr>
+        <w:rFonts w:ascii="Symbol" w:hAnsi="Symbol" w:hint="default"/>
+        <w:sz w:val="20"/>
+      </w:rPr>
+    </w:lvl>
+    <w:lvl w:ilvl="5" w:tentative="1">
+      <w:start w:val="1"/>
+      <w:numFmt w:val="bullet"/>
+      <w:lvlText w:val=""/>
+      <w:lvlJc w:val="left"/>
+      <w:pPr>
+        <w:tabs>
+          <w:tab w:val="num" w:pos="4320"/>
+        </w:tabs>
+        <w:ind w:left="4320" w:hanging="360"/>
+      </w:pPr>
+      <w:rPr>
+        <w:rFonts w:ascii="Symbol" w:hAnsi="Symbol" w:hint="default"/>
+        <w:sz w:val="20"/>
+      </w:rPr>
+    </w:lvl>
+    <w:lvl w:ilvl="6" w:tentative="1">
+      <w:start w:val="1"/>
+      <w:numFmt w:val="bullet"/>
+      <w:lvlText w:val=""/>
+      <w:lvlJc w:val="left"/>
+      <w:pPr>
+        <w:tabs>
+          <w:tab w:val="num" w:pos="5040"/>
+        </w:tabs>
+        <w:ind w:left="5040" w:hanging="360"/>
+      </w:pPr>
+      <w:rPr>
+        <w:rFonts w:ascii="Symbol" w:hAnsi="Symbol" w:hint="default"/>
+        <w:sz w:val="20"/>
+      </w:rPr>
+    </w:lvl>
+    <w:lvl w:ilvl="7" w:tentative="1">
+      <w:start w:val="1"/>
+      <w:numFmt w:val="bullet"/>
+      <w:lvlText w:val=""/>
+      <w:lvlJc w:val="left"/>
+      <w:pPr>
+        <w:tabs>
+          <w:tab w:val="num" w:pos="5760"/>
+        </w:tabs>
+        <w:ind w:left="5760" w:hanging="360"/>
+      </w:pPr>
+      <w:rPr>
+        <w:rFonts w:ascii="Symbol" w:hAnsi="Symbol" w:hint="default"/>
+        <w:sz w:val="20"/>
+      </w:rPr>
+    </w:lvl>
+    <w:lvl w:ilvl="8" w:tentative="1">
+      <w:start w:val="1"/>
+      <w:numFmt w:val="bullet"/>
+      <w:lvlText w:val=""/>
+      <w:lvlJc w:val="left"/>
+      <w:pPr>
+        <w:tabs>
+          <w:tab w:val="num" w:pos="6480"/>
+        </w:tabs>
+        <w:ind w:left="6480" w:hanging="360"/>
+      </w:pPr>
+      <w:rPr>
+        <w:rFonts w:ascii="Symbol" w:hAnsi="Symbol" w:hint="default"/>
+        <w:sz w:val="20"/>
+      </w:rPr>
+    </w:lvl>
+  </w:abstractNum>
+  <w:abstractNum w:abstractNumId="31" w15:restartNumberingAfterBreak="0">
     <w:nsid w:val="5F3407BD"/>
     <w:multiLevelType w:val="hybridMultilevel"/>
     <w:tmpl w:val="1220C5A6"/>
@@ -8337,7 +8399,7 @@
       </w:rPr>
     </w:lvl>
   </w:abstractNum>
-  <w:abstractNum w:abstractNumId="31" w15:restartNumberingAfterBreak="0">
+  <w:abstractNum w:abstractNumId="32" w15:restartNumberingAfterBreak="0">
     <w:nsid w:val="61960830"/>
     <w:multiLevelType w:val="hybridMultilevel"/>
     <w:tmpl w:val="E26E42AA"/>
@@ -8450,7 +8512,7 @@
       </w:rPr>
     </w:lvl>
   </w:abstractNum>
-  <w:abstractNum w:abstractNumId="32" w15:restartNumberingAfterBreak="0">
+  <w:abstractNum w:abstractNumId="33" w15:restartNumberingAfterBreak="0">
     <w:nsid w:val="6351729B"/>
     <w:multiLevelType w:val="hybridMultilevel"/>
     <w:tmpl w:val="C6089CA8"/>
@@ -8590,7 +8652,7 @@
       </w:rPr>
     </w:lvl>
   </w:abstractNum>
-  <w:abstractNum w:abstractNumId="33" w15:restartNumberingAfterBreak="0">
+  <w:abstractNum w:abstractNumId="34" w15:restartNumberingAfterBreak="0">
     <w:nsid w:val="63D815DB"/>
     <w:multiLevelType w:val="hybridMultilevel"/>
     <w:tmpl w:val="4276F55A"/>
@@ -8703,7 +8765,120 @@
       </w:rPr>
     </w:lvl>
   </w:abstractNum>
-  <w:abstractNum w:abstractNumId="34" w15:restartNumberingAfterBreak="0">
+  <w:abstractNum w:abstractNumId="35" w15:restartNumberingAfterBreak="0">
+    <w:nsid w:val="640441A5"/>
+    <w:multiLevelType w:val="hybridMultilevel"/>
+    <w:tmpl w:val="4748E986"/>
+    <w:lvl w:ilvl="0" w:tplc="48090001">
+      <w:start w:val="1"/>
+      <w:numFmt w:val="bullet"/>
+      <w:lvlText w:val=""/>
+      <w:lvlJc w:val="left"/>
+      <w:pPr>
+        <w:ind w:left="720" w:hanging="360"/>
+      </w:pPr>
+      <w:rPr>
+        <w:rFonts w:ascii="Symbol" w:hAnsi="Symbol" w:hint="default"/>
+      </w:rPr>
+    </w:lvl>
+    <w:lvl w:ilvl="1" w:tplc="48090003">
+      <w:start w:val="1"/>
+      <w:numFmt w:val="bullet"/>
+      <w:lvlText w:val="o"/>
+      <w:lvlJc w:val="left"/>
+      <w:pPr>
+        <w:ind w:left="1440" w:hanging="360"/>
+      </w:pPr>
+      <w:rPr>
+        <w:rFonts w:ascii="Courier New" w:hAnsi="Courier New" w:cs="Courier New" w:hint="default"/>
+      </w:rPr>
+    </w:lvl>
+    <w:lvl w:ilvl="2" w:tplc="48090005" w:tentative="1">
+      <w:start w:val="1"/>
+      <w:numFmt w:val="bullet"/>
+      <w:lvlText w:val=""/>
+      <w:lvlJc w:val="left"/>
+      <w:pPr>
+        <w:ind w:left="2160" w:hanging="360"/>
+      </w:pPr>
+      <w:rPr>
+        <w:rFonts w:ascii="Wingdings" w:hAnsi="Wingdings" w:hint="default"/>
+      </w:rPr>
+    </w:lvl>
+    <w:lvl w:ilvl="3" w:tplc="48090001" w:tentative="1">
+      <w:start w:val="1"/>
+      <w:numFmt w:val="bullet"/>
+      <w:lvlText w:val=""/>
+      <w:lvlJc w:val="left"/>
+      <w:pPr>
+        <w:ind w:left="2880" w:hanging="360"/>
+      </w:pPr>
+      <w:rPr>
+        <w:rFonts w:ascii="Symbol" w:hAnsi="Symbol" w:hint="default"/>
+      </w:rPr>
+    </w:lvl>
+    <w:lvl w:ilvl="4" w:tplc="48090003" w:tentative="1">
+      <w:start w:val="1"/>
+      <w:numFmt w:val="bullet"/>
+      <w:lvlText w:val="o"/>
+      <w:lvlJc w:val="left"/>
+      <w:pPr>
+        <w:ind w:left="3600" w:hanging="360"/>
+      </w:pPr>
+      <w:rPr>
+        <w:rFonts w:ascii="Courier New" w:hAnsi="Courier New" w:cs="Courier New" w:hint="default"/>
+      </w:rPr>
+    </w:lvl>
+    <w:lvl w:ilvl="5" w:tplc="48090005" w:tentative="1">
+      <w:start w:val="1"/>
+      <w:numFmt w:val="bullet"/>
+      <w:lvlText w:val=""/>
+      <w:lvlJc w:val="left"/>
+      <w:pPr>
+        <w:ind w:left="4320" w:hanging="360"/>
+      </w:pPr>
+      <w:rPr>
+        <w:rFonts w:ascii="Wingdings" w:hAnsi="Wingdings" w:hint="default"/>
+      </w:rPr>
+    </w:lvl>
+    <w:lvl w:ilvl="6" w:tplc="48090001" w:tentative="1">
+      <w:start w:val="1"/>
+      <w:numFmt w:val="bullet"/>
+      <w:lvlText w:val=""/>
+      <w:lvlJc w:val="left"/>
+      <w:pPr>
+        <w:ind w:left="5040" w:hanging="360"/>
+      </w:pPr>
+      <w:rPr>
+        <w:rFonts w:ascii="Symbol" w:hAnsi="Symbol" w:hint="default"/>
+      </w:rPr>
+    </w:lvl>
+    <w:lvl w:ilvl="7" w:tplc="48090003" w:tentative="1">
+      <w:start w:val="1"/>
+      <w:numFmt w:val="bullet"/>
+      <w:lvlText w:val="o"/>
+      <w:lvlJc w:val="left"/>
+      <w:pPr>
+        <w:ind w:left="5760" w:hanging="360"/>
+      </w:pPr>
+      <w:rPr>
+        <w:rFonts w:ascii="Courier New" w:hAnsi="Courier New" w:cs="Courier New" w:hint="default"/>
+      </w:rPr>
+    </w:lvl>
+    <w:lvl w:ilvl="8" w:tplc="48090005" w:tentative="1">
+      <w:start w:val="1"/>
+      <w:numFmt w:val="bullet"/>
+      <w:lvlText w:val=""/>
+      <w:lvlJc w:val="left"/>
+      <w:pPr>
+        <w:ind w:left="6480" w:hanging="360"/>
+      </w:pPr>
+      <w:rPr>
+        <w:rFonts w:ascii="Wingdings" w:hAnsi="Wingdings" w:hint="default"/>
+      </w:rPr>
+    </w:lvl>
+  </w:abstractNum>
+  <w:abstractNum w:abstractNumId="36" w15:restartNumberingAfterBreak="0">
     <w:nsid w:val="66407B9B"/>
     <w:multiLevelType w:val="multilevel"/>
     <w:tmpl w:val="95627126"/>
@@ -8723,6 +8898,304 @@
         <w:sz w:val="20"/>
       </w:rPr>
     </w:lvl>
+    <w:lvl w:ilvl="1">
+      <w:start w:val="1"/>
+      <w:numFmt w:val="bullet"/>
+      <w:lvlText w:val=""/>
+      <w:lvlJc w:val="left"/>
+      <w:pPr>
+        <w:tabs>
+          <w:tab w:val="num" w:pos="1440"/>
+        </w:tabs>
+        <w:ind w:left="1440" w:hanging="360"/>
+      </w:pPr>
+      <w:rPr>
+        <w:rFonts w:ascii="Symbol" w:hAnsi="Symbol" w:hint="default"/>
+        <w:sz w:val="20"/>
+      </w:rPr>
+    </w:lvl>
+    <w:lvl w:ilvl="2" w:tentative="1">
+      <w:start w:val="1"/>
+      <w:numFmt w:val="bullet"/>
+      <w:lvlText w:val=""/>
+      <w:lvlJc w:val="left"/>
+      <w:pPr>
+        <w:tabs>
+          <w:tab w:val="num" w:pos="2160"/>
+        </w:tabs>
+        <w:ind w:left="2160" w:hanging="360"/>
+      </w:pPr>
+      <w:rPr>
+        <w:rFonts w:ascii="Symbol" w:hAnsi="Symbol" w:hint="default"/>
+        <w:sz w:val="20"/>
+      </w:rPr>
+    </w:lvl>
+    <w:lvl w:ilvl="3" w:tentative="1">
+      <w:start w:val="1"/>
+      <w:numFmt w:val="bullet"/>
+      <w:lvlText w:val=""/>
+      <w:lvlJc w:val="left"/>
+      <w:pPr>
+        <w:tabs>
+          <w:tab w:val="num" w:pos="2880"/>
+        </w:tabs>
+        <w:ind w:left="2880" w:hanging="360"/>
+      </w:pPr>
+      <w:rPr>
+        <w:rFonts w:ascii="Symbol" w:hAnsi="Symbol" w:hint="default"/>
+        <w:sz w:val="20"/>
+      </w:rPr>
+    </w:lvl>
+    <w:lvl w:ilvl="4" w:tentative="1">
+      <w:start w:val="1"/>
+      <w:numFmt w:val="bullet"/>
+      <w:lvlText w:val=""/>
+      <w:lvlJc w:val="left"/>
+      <w:pPr>
+        <w:tabs>
+          <w:tab w:val="num" w:pos="3600"/>
+        </w:tabs>
+        <w:ind w:left="3600" w:hanging="360"/>
+      </w:pPr>
+      <w:rPr>
+        <w:rFonts w:ascii="Symbol" w:hAnsi="Symbol" w:hint="default"/>
+        <w:sz w:val="20"/>
+      </w:rPr>
+    </w:lvl>
+    <w:lvl w:ilvl="5" w:tentative="1">
+      <w:start w:val="1"/>
+      <w:numFmt w:val="bullet"/>
+      <w:lvlText w:val=""/>
+      <w:lvlJc w:val="left"/>
+      <w:pPr>
+        <w:tabs>
+          <w:tab w:val="num" w:pos="4320"/>
+        </w:tabs>
+        <w:ind w:left="4320" w:hanging="360"/>
+      </w:pPr>
+      <w:rPr>
+        <w:rFonts w:ascii="Symbol" w:hAnsi="Symbol" w:hint="default"/>
+        <w:sz w:val="20"/>
+      </w:rPr>
+    </w:lvl>
+    <w:lvl w:ilvl="6" w:tentative="1">
+      <w:start w:val="1"/>
+      <w:numFmt w:val="bullet"/>
+      <w:lvlText w:val=""/>
+      <w:lvlJc w:val="left"/>
+      <w:pPr>
+        <w:tabs>
+          <w:tab w:val="num" w:pos="5040"/>
+        </w:tabs>
+        <w:ind w:left="5040" w:hanging="360"/>
+      </w:pPr>
+      <w:rPr>
+        <w:rFonts w:ascii="Symbol" w:hAnsi="Symbol" w:hint="default"/>
+        <w:sz w:val="20"/>
+      </w:rPr>
+    </w:lvl>
+    <w:lvl w:ilvl="7" w:tentative="1">
+      <w:start w:val="1"/>
+      <w:numFmt w:val="bullet"/>
+      <w:lvlText w:val=""/>
+      <w:lvlJc w:val="left"/>
+      <w:pPr>
+        <w:tabs>
+          <w:tab w:val="num" w:pos="5760"/>
+        </w:tabs>
+        <w:ind w:left="5760" w:hanging="360"/>
+      </w:pPr>
+      <w:rPr>
+        <w:rFonts w:ascii="Symbol" w:hAnsi="Symbol" w:hint="default"/>
+        <w:sz w:val="20"/>
+      </w:rPr>
+    </w:lvl>
+    <w:lvl w:ilvl="8" w:tentative="1">
+      <w:start w:val="1"/>
+      <w:numFmt w:val="bullet"/>
+      <w:lvlText w:val=""/>
+      <w:lvlJc w:val="left"/>
+      <w:pPr>
+        <w:tabs>
+          <w:tab w:val="num" w:pos="6480"/>
+        </w:tabs>
+        <w:ind w:left="6480" w:hanging="360"/>
+      </w:pPr>
+      <w:rPr>
+        <w:rFonts w:ascii="Symbol" w:hAnsi="Symbol" w:hint="default"/>
+        <w:sz w:val="20"/>
+      </w:rPr>
+    </w:lvl>
+  </w:abstractNum>
+  <w:abstractNum w:abstractNumId="37" w15:restartNumberingAfterBreak="0">
+    <w:nsid w:val="6A534853"/>
+    <w:multiLevelType w:val="multilevel"/>
+    <w:tmpl w:val="95627126"/>
+    <w:lvl w:ilvl="0">
+      <w:start w:val="1"/>
+      <w:numFmt w:val="bullet"/>
+      <w:lvlText w:val=""/>
+      <w:lvlJc w:val="left"/>
+      <w:pPr>
+        <w:tabs>
+          <w:tab w:val="num" w:pos="720"/>
+        </w:tabs>
+        <w:ind w:left="720" w:hanging="360"/>
+      </w:pPr>
+      <w:rPr>
+        <w:rFonts w:ascii="Symbol" w:hAnsi="Symbol" w:hint="default"/>
+        <w:sz w:val="20"/>
+      </w:rPr>
+    </w:lvl>
+    <w:lvl w:ilvl="1">
+      <w:start w:val="1"/>
+      <w:numFmt w:val="bullet"/>
+      <w:lvlText w:val=""/>
+      <w:lvlJc w:val="left"/>
+      <w:pPr>
+        <w:tabs>
+          <w:tab w:val="num" w:pos="1440"/>
+        </w:tabs>
+        <w:ind w:left="1440" w:hanging="360"/>
+      </w:pPr>
+      <w:rPr>
+        <w:rFonts w:ascii="Symbol" w:hAnsi="Symbol" w:hint="default"/>
+        <w:sz w:val="20"/>
+      </w:rPr>
+    </w:lvl>
+    <w:lvl w:ilvl="2" w:tentative="1">
+      <w:start w:val="1"/>
+      <w:numFmt w:val="bullet"/>
+      <w:lvlText w:val=""/>
+      <w:lvlJc w:val="left"/>
+      <w:pPr>
+        <w:tabs>
+          <w:tab w:val="num" w:pos="2160"/>
+        </w:tabs>
+        <w:ind w:left="2160" w:hanging="360"/>
+      </w:pPr>
+      <w:rPr>
+        <w:rFonts w:ascii="Symbol" w:hAnsi="Symbol" w:hint="default"/>
+        <w:sz w:val="20"/>
+      </w:rPr>
+    </w:lvl>
+    <w:lvl w:ilvl="3" w:tentative="1">
+      <w:start w:val="1"/>
+      <w:numFmt w:val="bullet"/>
+      <w:lvlText w:val=""/>
+      <w:lvlJc w:val="left"/>
+      <w:pPr>
+        <w:tabs>
+          <w:tab w:val="num" w:pos="2880"/>
+        </w:tabs>
+        <w:ind w:left="2880" w:hanging="360"/>
+      </w:pPr>
+      <w:rPr>
+        <w:rFonts w:ascii="Symbol" w:hAnsi="Symbol" w:hint="default"/>
+        <w:sz w:val="20"/>
+      </w:rPr>
+    </w:lvl>
+    <w:lvl w:ilvl="4" w:tentative="1">
+      <w:start w:val="1"/>
+      <w:numFmt w:val="bullet"/>
+      <w:lvlText w:val=""/>
+      <w:lvlJc w:val="left"/>
+      <w:pPr>
+        <w:tabs>
+          <w:tab w:val="num" w:pos="3600"/>
+        </w:tabs>
+        <w:ind w:left="3600" w:hanging="360"/>
+      </w:pPr>
+      <w:rPr>
+        <w:rFonts w:ascii="Symbol" w:hAnsi="Symbol" w:hint="default"/>
+        <w:sz w:val="20"/>
+      </w:rPr>
+    </w:lvl>
+    <w:lvl w:ilvl="5" w:tentative="1">
+      <w:start w:val="1"/>
+      <w:numFmt w:val="bullet"/>
+      <w:lvlText w:val=""/>
+      <w:lvlJc w:val="left"/>
+      <w:pPr>
+        <w:tabs>
+          <w:tab w:val="num" w:pos="4320"/>
+        </w:tabs>
+        <w:ind w:left="4320" w:hanging="360"/>
+      </w:pPr>
+      <w:rPr>
+        <w:rFonts w:ascii="Symbol" w:hAnsi="Symbol" w:hint="default"/>
+        <w:sz w:val="20"/>
+      </w:rPr>
+    </w:lvl>
+    <w:lvl w:ilvl="6" w:tentative="1">
+      <w:start w:val="1"/>
+      <w:numFmt w:val="bullet"/>
+      <w:lvlText w:val=""/>
+      <w:lvlJc w:val="left"/>
+      <w:pPr>
+        <w:tabs>
+          <w:tab w:val="num" w:pos="5040"/>
+        </w:tabs>
+        <w:ind w:left="5040" w:hanging="360"/>
+      </w:pPr>
+      <w:rPr>
+        <w:rFonts w:ascii="Symbol" w:hAnsi="Symbol" w:hint="default"/>
+        <w:sz w:val="20"/>
+      </w:rPr>
+    </w:lvl>
+    <w:lvl w:ilvl="7" w:tentative="1">
+      <w:start w:val="1"/>
+      <w:numFmt w:val="bullet"/>
+      <w:lvlText w:val=""/>
+      <w:lvlJc w:val="left"/>
+      <w:pPr>
+        <w:tabs>
+          <w:tab w:val="num" w:pos="5760"/>
+        </w:tabs>
+        <w:ind w:left="5760" w:hanging="360"/>
+      </w:pPr>
+      <w:rPr>
+        <w:rFonts w:ascii="Symbol" w:hAnsi="Symbol" w:hint="default"/>
+        <w:sz w:val="20"/>
+      </w:rPr>
+    </w:lvl>
+    <w:lvl w:ilvl="8" w:tentative="1">
+      <w:start w:val="1"/>
+      <w:numFmt w:val="bullet"/>
+      <w:lvlText w:val=""/>
+      <w:lvlJc w:val="left"/>
+      <w:pPr>
+        <w:tabs>
+          <w:tab w:val="num" w:pos="6480"/>
+        </w:tabs>
+        <w:ind w:left="6480" w:hanging="360"/>
+      </w:pPr>
+      <w:rPr>
+        <w:rFonts w:ascii="Symbol" w:hAnsi="Symbol" w:hint="default"/>
+        <w:sz w:val="20"/>
+      </w:rPr>
+    </w:lvl>
+  </w:abstractNum>
+  <w:abstractNum w:abstractNumId="38" w15:restartNumberingAfterBreak="0">
+    <w:nsid w:val="6E545073"/>
+    <w:multiLevelType w:val="multilevel"/>
+    <w:tmpl w:val="95627126"/>
+    <w:lvl w:ilvl="0">
+      <w:start w:val="1"/>
+      <w:numFmt w:val="bullet"/>
+      <w:lvlText w:val=""/>
+      <w:lvlJc w:val="left"/>
+      <w:pPr>
+        <w:tabs>
+          <w:tab w:val="num" w:pos="720"/>
+        </w:tabs>
+        <w:ind w:left="720" w:hanging="360"/>
+      </w:pPr>
+      <w:rPr>
+        <w:rFonts w:ascii="Symbol" w:hAnsi="Symbol" w:hint="default"/>
+        <w:sz w:val="20"/>
+      </w:rPr>
+    </w:lvl>
     <w:lvl w:ilvl="1" w:tentative="1">
       <w:start w:val="1"/>
       <w:numFmt w:val="bullet"/>
@@ -8852,7 +9325,7 @@
       </w:rPr>
     </w:lvl>
   </w:abstractNum>
-  <w:abstractNum w:abstractNumId="35" w15:restartNumberingAfterBreak="0">
+  <w:abstractNum w:abstractNumId="39" w15:restartNumberingAfterBreak="0">
     <w:nsid w:val="6F795182"/>
     <w:multiLevelType w:val="hybridMultilevel"/>
     <w:tmpl w:val="46769AC6"/>
@@ -8993,7 +9466,7 @@
     </w:lvl>
   </w:abstractNum>
   <w:num w:numId="1" w16cid:durableId="926159086">
-    <w:abstractNumId w:val="30"/>
+    <w:abstractNumId w:val="31"/>
   </w:num>
   <w:num w:numId="2" w16cid:durableId="1606158798">
     <w:abstractNumId w:val="27"/>
@@ -9002,13 +9475,13 @@
     <w:abstractNumId w:val="13"/>
   </w:num>
   <w:num w:numId="4" w16cid:durableId="402027574">
-    <w:abstractNumId w:val="32"/>
+    <w:abstractNumId w:val="33"/>
   </w:num>
   <w:num w:numId="5" w16cid:durableId="2146581895">
     <w:abstractNumId w:val="4"/>
   </w:num>
   <w:num w:numId="6" w16cid:durableId="747919017">
-    <w:abstractNumId w:val="35"/>
+    <w:abstractNumId w:val="39"/>
   </w:num>
   <w:num w:numId="7" w16cid:durableId="1261911386">
     <w:abstractNumId w:val="11"/>
@@ -9044,7 +9517,7 @@
     <w:abstractNumId w:val="16"/>
   </w:num>
   <w:num w:numId="18" w16cid:durableId="742339954">
-    <w:abstractNumId w:val="34"/>
+    <w:abstractNumId w:val="36"/>
   </w:num>
   <w:num w:numId="19" w16cid:durableId="1188370679">
     <w:abstractNumId w:val="12"/>
@@ -9086,19 +9559,31 @@
     <w:abstractNumId w:val="6"/>
   </w:num>
   <w:num w:numId="32" w16cid:durableId="227302034">
-    <w:abstractNumId w:val="33"/>
+    <w:abstractNumId w:val="34"/>
   </w:num>
   <w:num w:numId="33" w16cid:durableId="2083021308">
     <w:abstractNumId w:val="29"/>
   </w:num>
   <w:num w:numId="34" w16cid:durableId="162286792">
-    <w:abstractNumId w:val="31"/>
+    <w:abstractNumId w:val="32"/>
   </w:num>
   <w:num w:numId="35" w16cid:durableId="1832135117">
     <w:abstractNumId w:val="22"/>
   </w:num>
   <w:num w:numId="36" w16cid:durableId="1752852080">
     <w:abstractNumId w:val="9"/>
+  </w:num>
+  <w:num w:numId="37" w16cid:durableId="1932204032">
+    <w:abstractNumId w:val="35"/>
+  </w:num>
+  <w:num w:numId="38" w16cid:durableId="888146576">
+    <w:abstractNumId w:val="30"/>
+  </w:num>
+  <w:num w:numId="39" w16cid:durableId="17246016">
+    <w:abstractNumId w:val="37"/>
+  </w:num>
+  <w:num w:numId="40" w16cid:durableId="1299604762">
+    <w:abstractNumId w:val="38"/>
   </w:num>
   <w:numIdMacAtCleanup w:val="29"/>
 </w:numbering>
@@ -10114,14 +10599,12 @@
 </file>
 
 <file path=customXml/item1.xml><?xml version="1.0" encoding="utf-8"?>
-<p:properties xmlns:p="http://schemas.microsoft.com/office/2006/metadata/properties" xmlns:xsi="http://www.w3.org/2001/XMLSchema-instance" xmlns:pc="http://schemas.microsoft.com/office/infopath/2007/PartnerControls">
-  <documentManagement>
-    <TaxCatchAll xmlns="023b6993-7b2a-47fc-abda-801f9cfc4a22" xsi:nil="true"/>
-    <lcf76f155ced4ddcb4097134ff3c332f xmlns="8e7907c9-d300-453a-973f-22b249258053">
-      <Terms xmlns="http://schemas.microsoft.com/office/infopath/2007/PartnerControls"/>
-    </lcf76f155ced4ddcb4097134ff3c332f>
-  </documentManagement>
-</p:properties>
+<?mso-contentType ?>
+<FormTemplates xmlns="http://schemas.microsoft.com/sharepoint/v3/contenttype/forms">
+  <Display>DocumentLibraryForm</Display>
+  <Edit>DocumentLibraryForm</Edit>
+  <New>DocumentLibraryForm</New>
+</FormTemplates>
 </file>
 
 <file path=customXml/item2.xml><?xml version="1.0" encoding="utf-8"?>
@@ -10380,21 +10863,20 @@
 </file>
 
 <file path=customXml/item3.xml><?xml version="1.0" encoding="utf-8"?>
-<?mso-contentType ?>
-<FormTemplates xmlns="http://schemas.microsoft.com/sharepoint/v3/contenttype/forms">
-  <Display>DocumentLibraryForm</Display>
-  <Edit>DocumentLibraryForm</Edit>
-  <New>DocumentLibraryForm</New>
-</FormTemplates>
+<p:properties xmlns:p="http://schemas.microsoft.com/office/2006/metadata/properties" xmlns:xsi="http://www.w3.org/2001/XMLSchema-instance" xmlns:pc="http://schemas.microsoft.com/office/infopath/2007/PartnerControls">
+  <documentManagement>
+    <TaxCatchAll xmlns="023b6993-7b2a-47fc-abda-801f9cfc4a22" xsi:nil="true"/>
+    <lcf76f155ced4ddcb4097134ff3c332f xmlns="8e7907c9-d300-453a-973f-22b249258053">
+      <Terms xmlns="http://schemas.microsoft.com/office/infopath/2007/PartnerControls"/>
+    </lcf76f155ced4ddcb4097134ff3c332f>
+  </documentManagement>
+</p:properties>
 </file>
 
 <file path=customXml/itemProps1.xml><?xml version="1.0" encoding="utf-8"?>
-<ds:datastoreItem xmlns:ds="http://schemas.openxmlformats.org/officeDocument/2006/customXml" ds:itemID="{8C4BAD0E-7834-4ABC-AE29-483B2CF0CCC1}">
+<ds:datastoreItem xmlns:ds="http://schemas.openxmlformats.org/officeDocument/2006/customXml" ds:itemID="{D2D83F9F-FF78-4BE1-92BF-BE2F885DD0CD}">
   <ds:schemaRefs>
-    <ds:schemaRef ds:uri="http://schemas.microsoft.com/office/2006/metadata/properties"/>
-    <ds:schemaRef ds:uri="http://schemas.microsoft.com/office/infopath/2007/PartnerControls"/>
-    <ds:schemaRef ds:uri="023b6993-7b2a-47fc-abda-801f9cfc4a22"/>
-    <ds:schemaRef ds:uri="8e7907c9-d300-453a-973f-22b249258053"/>
+    <ds:schemaRef ds:uri="http://schemas.microsoft.com/sharepoint/v3/contenttype/forms"/>
   </ds:schemaRefs>
 </ds:datastoreItem>
 </file>
@@ -10419,9 +10901,12 @@
 </file>
 
 <file path=customXml/itemProps3.xml><?xml version="1.0" encoding="utf-8"?>
-<ds:datastoreItem xmlns:ds="http://schemas.openxmlformats.org/officeDocument/2006/customXml" ds:itemID="{D2D83F9F-FF78-4BE1-92BF-BE2F885DD0CD}">
+<ds:datastoreItem xmlns:ds="http://schemas.openxmlformats.org/officeDocument/2006/customXml" ds:itemID="{8C4BAD0E-7834-4ABC-AE29-483B2CF0CCC1}">
   <ds:schemaRefs>
-    <ds:schemaRef ds:uri="http://schemas.microsoft.com/sharepoint/v3/contenttype/forms"/>
+    <ds:schemaRef ds:uri="http://schemas.microsoft.com/office/2006/metadata/properties"/>
+    <ds:schemaRef ds:uri="http://schemas.microsoft.com/office/infopath/2007/PartnerControls"/>
+    <ds:schemaRef ds:uri="023b6993-7b2a-47fc-abda-801f9cfc4a22"/>
+    <ds:schemaRef ds:uri="8e7907c9-d300-453a-973f-22b249258053"/>
   </ds:schemaRefs>
 </ds:datastoreItem>
 </file>